--- a/ruta/EXXO.docx
+++ b/ruta/EXXO.docx
@@ -31,7 +31,7 @@
           </w:tcPr>
           <w:p>
             <w:r>
-              <w:t>Consulta inicial del estado de la linea en CMAX</w:t>
+              <w:t>{{ESCENARIO}}</w:t>
             </w:r>
           </w:p>
         </w:tc>
@@ -89,7 +89,7 @@
           </w:tcPr>
           <w:p>
             <w:r>
-              <w:t>03/12/2025 12:47:33</w:t>
+              <w:t>{{FECHA}}</w:t>
             </w:r>
           </w:p>
         </w:tc>
@@ -121,17 +121,7 @@
               <w:rPr>
                 <w:bCs/>
               </w:rPr>
-              <w:t>Línea validada: No definida
-✅ Verificar el estado inicial de la línea
-✅ Se valida el resumen de la cuenta para SC
-✅ Se validan las ofertas activas
-✅ Se valida acceso a cuentas dedicadas
-✅ Se validan los saldos desde cuentas dedicadas
-✅ Se validan los acumuladores de uso pagina 1
-✅ Se validan los acumuladores de uso pagina 2
-✅ Se validan los acumuladores de uso pagina 3
-✅ Se validan los acumuladores de uso pagina 4
-✅ Prueba exitosa.</w:t>
+              <w:t>{{CONCLUSION}}</w:t>
             </w:r>
           </w:p>
         </w:tc>
@@ -167,7 +157,7 @@
                 <w:rFonts w:ascii="Calibri" w:hAnsi="Calibri" w:cs="Calibri"/>
                 <w:color w:val="000000"/>
               </w:rPr>
-              <w:t>No definida</w:t>
+              <w:t>{{LINEA}}</w:t>
             </w:r>
           </w:p>
         </w:tc>
@@ -200,1568 +190,13 @@
                 <w:rFonts w:ascii="Calibri" w:hAnsi="Calibri" w:cs="Calibri"/>
                 <w:color w:val="000000"/>
               </w:rPr>
-              <w:t>5 min 49 seg</w:t>
+              <w:t>{{DURACION}}</w:t>
             </w:r>
           </w:p>
         </w:tc>
       </w:tr>
     </w:tbl>
     <w:p/>
-    <w:p/>
-    <w:p>
-      <w:pPr>
-        <w:spacing w:after="200"/>
-      </w:pPr>
-      <w:r>
-        <w:br/>
-        <w:drawing>
-          <wp:inline distT="0" distR="0" distB="0" distL="0">
-            <wp:extent cx="5715000" cy="3810000"/>
-            <wp:docPr id="0" name="Drawing 0" descr="Se_validan_las_ofertas_activas_3_03_12_2025 12_43_09.png"/>
-            <a:graphic xmlns:a="http://schemas.openxmlformats.org/drawingml/2006/main">
-              <a:graphicData uri="http://schemas.openxmlformats.org/drawingml/2006/picture">
-                <pic:pic xmlns:pic="http://schemas.openxmlformats.org/drawingml/2006/picture">
-                  <pic:nvPicPr>
-                    <pic:cNvPr id="0" name="Picture 0" descr="Se_validan_las_ofertas_activas_3_03_12_2025 12_43_09.png"/>
-                    <pic:cNvPicPr>
-                      <a:picLocks noChangeAspect="true"/>
-                    </pic:cNvPicPr>
-                  </pic:nvPicPr>
-                  <pic:blipFill>
-                    <a:blip r:embed="rId11"/>
-                    <a:stretch>
-                      <a:fillRect/>
-                    </a:stretch>
-                  </pic:blipFill>
-                  <pic:spPr>
-                    <a:xfrm>
-                      <a:off x="0" y="0"/>
-                      <a:ext cx="5715000" cy="3810000"/>
-                    </a:xfrm>
-                    <a:prstGeom prst="rect">
-                      <a:avLst/>
-                    </a:prstGeom>
-                  </pic:spPr>
-                </pic:pic>
-              </a:graphicData>
-            </a:graphic>
-          </wp:inline>
-        </w:drawing>
-        <w:br/>
-        <w:t>Imagen: Se_validan_las_ofertas_activas_3_03_12_2025 12_43_09.png</w:t>
-        <w:br/>
-      </w:r>
-    </w:p>
-    <w:p>
-      <w:pPr>
-        <w:spacing w:after="200"/>
-      </w:pPr>
-      <w:r>
-        <w:br/>
-        <w:drawing>
-          <wp:inline distT="0" distR="0" distB="0" distL="0">
-            <wp:extent cx="5715000" cy="3810000"/>
-            <wp:docPr id="1" name="Drawing 1" descr="Se_validan_los_acumuladores_de_uso_pagina_1_6_03_12_2025 12_43_32.png"/>
-            <a:graphic xmlns:a="http://schemas.openxmlformats.org/drawingml/2006/main">
-              <a:graphicData uri="http://schemas.openxmlformats.org/drawingml/2006/picture">
-                <pic:pic xmlns:pic="http://schemas.openxmlformats.org/drawingml/2006/picture">
-                  <pic:nvPicPr>
-                    <pic:cNvPr id="0" name="Picture 1" descr="Se_validan_los_acumuladores_de_uso_pagina_1_6_03_12_2025 12_43_32.png"/>
-                    <pic:cNvPicPr>
-                      <a:picLocks noChangeAspect="true"/>
-                    </pic:cNvPicPr>
-                  </pic:nvPicPr>
-                  <pic:blipFill>
-                    <a:blip r:embed="rId12"/>
-                    <a:stretch>
-                      <a:fillRect/>
-                    </a:stretch>
-                  </pic:blipFill>
-                  <pic:spPr>
-                    <a:xfrm>
-                      <a:off x="0" y="0"/>
-                      <a:ext cx="5715000" cy="3810000"/>
-                    </a:xfrm>
-                    <a:prstGeom prst="rect">
-                      <a:avLst/>
-                    </a:prstGeom>
-                  </pic:spPr>
-                </pic:pic>
-              </a:graphicData>
-            </a:graphic>
-          </wp:inline>
-        </w:drawing>
-        <w:br/>
-        <w:t>Imagen: Se_validan_los_acumuladores_de_uso_pagina_1_6_03_12_2025 12_43_32.png</w:t>
-        <w:br/>
-      </w:r>
-    </w:p>
-    <w:p>
-      <w:pPr>
-        <w:spacing w:after="200"/>
-      </w:pPr>
-      <w:r>
-        <w:br/>
-        <w:drawing>
-          <wp:inline distT="0" distR="0" distB="0" distL="0">
-            <wp:extent cx="5715000" cy="3810000"/>
-            <wp:docPr id="2" name="Drawing 2" descr="Se_validan_los_acumuladores_de_uso_pagina_2_7_03_12_2025 12_43_34.png"/>
-            <a:graphic xmlns:a="http://schemas.openxmlformats.org/drawingml/2006/main">
-              <a:graphicData uri="http://schemas.openxmlformats.org/drawingml/2006/picture">
-                <pic:pic xmlns:pic="http://schemas.openxmlformats.org/drawingml/2006/picture">
-                  <pic:nvPicPr>
-                    <pic:cNvPr id="0" name="Picture 2" descr="Se_validan_los_acumuladores_de_uso_pagina_2_7_03_12_2025 12_43_34.png"/>
-                    <pic:cNvPicPr>
-                      <a:picLocks noChangeAspect="true"/>
-                    </pic:cNvPicPr>
-                  </pic:nvPicPr>
-                  <pic:blipFill>
-                    <a:blip r:embed="rId13"/>
-                    <a:stretch>
-                      <a:fillRect/>
-                    </a:stretch>
-                  </pic:blipFill>
-                  <pic:spPr>
-                    <a:xfrm>
-                      <a:off x="0" y="0"/>
-                      <a:ext cx="5715000" cy="3810000"/>
-                    </a:xfrm>
-                    <a:prstGeom prst="rect">
-                      <a:avLst/>
-                    </a:prstGeom>
-                  </pic:spPr>
-                </pic:pic>
-              </a:graphicData>
-            </a:graphic>
-          </wp:inline>
-        </w:drawing>
-        <w:br/>
-        <w:t>Imagen: Se_validan_los_acumuladores_de_uso_pagina_2_7_03_12_2025 12_43_34.png</w:t>
-        <w:br/>
-      </w:r>
-    </w:p>
-    <w:p>
-      <w:pPr>
-        <w:spacing w:after="200"/>
-      </w:pPr>
-      <w:r>
-        <w:br/>
-        <w:drawing>
-          <wp:inline distT="0" distR="0" distB="0" distL="0">
-            <wp:extent cx="5715000" cy="3810000"/>
-            <wp:docPr id="3" name="Drawing 3" descr="Se_validan_los_acumuladores_de_uso_pagina_3_8_03_12_2025 12_43_37.png"/>
-            <a:graphic xmlns:a="http://schemas.openxmlformats.org/drawingml/2006/main">
-              <a:graphicData uri="http://schemas.openxmlformats.org/drawingml/2006/picture">
-                <pic:pic xmlns:pic="http://schemas.openxmlformats.org/drawingml/2006/picture">
-                  <pic:nvPicPr>
-                    <pic:cNvPr id="0" name="Picture 3" descr="Se_validan_los_acumuladores_de_uso_pagina_3_8_03_12_2025 12_43_37.png"/>
-                    <pic:cNvPicPr>
-                      <a:picLocks noChangeAspect="true"/>
-                    </pic:cNvPicPr>
-                  </pic:nvPicPr>
-                  <pic:blipFill>
-                    <a:blip r:embed="rId14"/>
-                    <a:stretch>
-                      <a:fillRect/>
-                    </a:stretch>
-                  </pic:blipFill>
-                  <pic:spPr>
-                    <a:xfrm>
-                      <a:off x="0" y="0"/>
-                      <a:ext cx="5715000" cy="3810000"/>
-                    </a:xfrm>
-                    <a:prstGeom prst="rect">
-                      <a:avLst/>
-                    </a:prstGeom>
-                  </pic:spPr>
-                </pic:pic>
-              </a:graphicData>
-            </a:graphic>
-          </wp:inline>
-        </w:drawing>
-        <w:br/>
-        <w:t>Imagen: Se_validan_los_acumuladores_de_uso_pagina_3_8_03_12_2025 12_43_37.png</w:t>
-        <w:br/>
-      </w:r>
-    </w:p>
-    <w:p>
-      <w:pPr>
-        <w:spacing w:after="200"/>
-      </w:pPr>
-      <w:r>
-        <w:br/>
-        <w:drawing>
-          <wp:inline distT="0" distR="0" distB="0" distL="0">
-            <wp:extent cx="5715000" cy="3810000"/>
-            <wp:docPr id="4" name="Drawing 4" descr="Se_validan_los_acumuladores_de_uso_pagina_4_9_03_12_2025 12_43_39.png"/>
-            <a:graphic xmlns:a="http://schemas.openxmlformats.org/drawingml/2006/main">
-              <a:graphicData uri="http://schemas.openxmlformats.org/drawingml/2006/picture">
-                <pic:pic xmlns:pic="http://schemas.openxmlformats.org/drawingml/2006/picture">
-                  <pic:nvPicPr>
-                    <pic:cNvPr id="0" name="Picture 4" descr="Se_validan_los_acumuladores_de_uso_pagina_4_9_03_12_2025 12_43_39.png"/>
-                    <pic:cNvPicPr>
-                      <a:picLocks noChangeAspect="true"/>
-                    </pic:cNvPicPr>
-                  </pic:nvPicPr>
-                  <pic:blipFill>
-                    <a:blip r:embed="rId15"/>
-                    <a:stretch>
-                      <a:fillRect/>
-                    </a:stretch>
-                  </pic:blipFill>
-                  <pic:spPr>
-                    <a:xfrm>
-                      <a:off x="0" y="0"/>
-                      <a:ext cx="5715000" cy="3810000"/>
-                    </a:xfrm>
-                    <a:prstGeom prst="rect">
-                      <a:avLst/>
-                    </a:prstGeom>
-                  </pic:spPr>
-                </pic:pic>
-              </a:graphicData>
-            </a:graphic>
-          </wp:inline>
-        </w:drawing>
-        <w:br/>
-        <w:t>Imagen: Se_validan_los_acumuladores_de_uso_pagina_4_9_03_12_2025 12_43_39.png</w:t>
-        <w:br/>
-      </w:r>
-    </w:p>
-    <w:p>
-      <w:pPr>
-        <w:spacing w:after="200"/>
-      </w:pPr>
-      <w:r>
-        <w:br/>
-        <w:drawing>
-          <wp:inline distT="0" distR="0" distB="0" distL="0">
-            <wp:extent cx="5715000" cy="3810000"/>
-            <wp:docPr id="5" name="Drawing 5" descr="Se_validan_los_saldos_desde_cuentas_dedicadas_5_03_12_2025 12_43_23.png"/>
-            <a:graphic xmlns:a="http://schemas.openxmlformats.org/drawingml/2006/main">
-              <a:graphicData uri="http://schemas.openxmlformats.org/drawingml/2006/picture">
-                <pic:pic xmlns:pic="http://schemas.openxmlformats.org/drawingml/2006/picture">
-                  <pic:nvPicPr>
-                    <pic:cNvPr id="0" name="Picture 5" descr="Se_validan_los_saldos_desde_cuentas_dedicadas_5_03_12_2025 12_43_23.png"/>
-                    <pic:cNvPicPr>
-                      <a:picLocks noChangeAspect="true"/>
-                    </pic:cNvPicPr>
-                  </pic:nvPicPr>
-                  <pic:blipFill>
-                    <a:blip r:embed="rId16"/>
-                    <a:stretch>
-                      <a:fillRect/>
-                    </a:stretch>
-                  </pic:blipFill>
-                  <pic:spPr>
-                    <a:xfrm>
-                      <a:off x="0" y="0"/>
-                      <a:ext cx="5715000" cy="3810000"/>
-                    </a:xfrm>
-                    <a:prstGeom prst="rect">
-                      <a:avLst/>
-                    </a:prstGeom>
-                  </pic:spPr>
-                </pic:pic>
-              </a:graphicData>
-            </a:graphic>
-          </wp:inline>
-        </w:drawing>
-        <w:br/>
-        <w:t>Imagen: Se_validan_los_saldos_desde_cuentas_dedicadas_5_03_12_2025 12_43_23.png</w:t>
-        <w:br/>
-      </w:r>
-    </w:p>
-    <w:p>
-      <w:pPr>
-        <w:spacing w:after="200"/>
-      </w:pPr>
-      <w:r>
-        <w:br/>
-        <w:drawing>
-          <wp:inline distT="0" distR="0" distB="0" distL="0">
-            <wp:extent cx="5715000" cy="3810000"/>
-            <wp:docPr id="6" name="Drawing 6" descr="Se_valida_acceso_a_cuentas_dedicadas_4_03_12_2025 12_43_19.png"/>
-            <a:graphic xmlns:a="http://schemas.openxmlformats.org/drawingml/2006/main">
-              <a:graphicData uri="http://schemas.openxmlformats.org/drawingml/2006/picture">
-                <pic:pic xmlns:pic="http://schemas.openxmlformats.org/drawingml/2006/picture">
-                  <pic:nvPicPr>
-                    <pic:cNvPr id="0" name="Picture 6" descr="Se_valida_acceso_a_cuentas_dedicadas_4_03_12_2025 12_43_19.png"/>
-                    <pic:cNvPicPr>
-                      <a:picLocks noChangeAspect="true"/>
-                    </pic:cNvPicPr>
-                  </pic:nvPicPr>
-                  <pic:blipFill>
-                    <a:blip r:embed="rId17"/>
-                    <a:stretch>
-                      <a:fillRect/>
-                    </a:stretch>
-                  </pic:blipFill>
-                  <pic:spPr>
-                    <a:xfrm>
-                      <a:off x="0" y="0"/>
-                      <a:ext cx="5715000" cy="3810000"/>
-                    </a:xfrm>
-                    <a:prstGeom prst="rect">
-                      <a:avLst/>
-                    </a:prstGeom>
-                  </pic:spPr>
-                </pic:pic>
-              </a:graphicData>
-            </a:graphic>
-          </wp:inline>
-        </w:drawing>
-        <w:br/>
-        <w:t>Imagen: Se_valida_acceso_a_cuentas_dedicadas_4_03_12_2025 12_43_19.png</w:t>
-        <w:br/>
-      </w:r>
-    </w:p>
-    <w:p>
-      <w:pPr>
-        <w:spacing w:after="200"/>
-      </w:pPr>
-      <w:r>
-        <w:br/>
-        <w:drawing>
-          <wp:inline distT="0" distR="0" distB="0" distL="0">
-            <wp:extent cx="5715000" cy="3810000"/>
-            <wp:docPr id="7" name="Drawing 7" descr="Se_valida_el_resumen_de_la_cuenta_para_SC_2_03_12_2025 12_42_55.png"/>
-            <a:graphic xmlns:a="http://schemas.openxmlformats.org/drawingml/2006/main">
-              <a:graphicData uri="http://schemas.openxmlformats.org/drawingml/2006/picture">
-                <pic:pic xmlns:pic="http://schemas.openxmlformats.org/drawingml/2006/picture">
-                  <pic:nvPicPr>
-                    <pic:cNvPr id="0" name="Picture 7" descr="Se_valida_el_resumen_de_la_cuenta_para_SC_2_03_12_2025 12_42_55.png"/>
-                    <pic:cNvPicPr>
-                      <a:picLocks noChangeAspect="true"/>
-                    </pic:cNvPicPr>
-                  </pic:nvPicPr>
-                  <pic:blipFill>
-                    <a:blip r:embed="rId18"/>
-                    <a:stretch>
-                      <a:fillRect/>
-                    </a:stretch>
-                  </pic:blipFill>
-                  <pic:spPr>
-                    <a:xfrm>
-                      <a:off x="0" y="0"/>
-                      <a:ext cx="5715000" cy="3810000"/>
-                    </a:xfrm>
-                    <a:prstGeom prst="rect">
-                      <a:avLst/>
-                    </a:prstGeom>
-                  </pic:spPr>
-                </pic:pic>
-              </a:graphicData>
-            </a:graphic>
-          </wp:inline>
-        </w:drawing>
-        <w:br/>
-        <w:t>Imagen: Se_valida_el_resumen_de_la_cuenta_para_SC_2_03_12_2025 12_42_55.png</w:t>
-        <w:br/>
-      </w:r>
-    </w:p>
-    <w:p>
-      <w:pPr>
-        <w:spacing w:after="200"/>
-      </w:pPr>
-      <w:r>
-        <w:br/>
-        <w:drawing>
-          <wp:inline distT="0" distR="0" distB="0" distL="0">
-            <wp:extent cx="5715000" cy="3810000"/>
-            <wp:docPr id="8" name="Drawing 8" descr="Verificar_el_estado_inicial_de_la_l_nea_1_03_12_2025 12_42_45.png"/>
-            <a:graphic xmlns:a="http://schemas.openxmlformats.org/drawingml/2006/main">
-              <a:graphicData uri="http://schemas.openxmlformats.org/drawingml/2006/picture">
-                <pic:pic xmlns:pic="http://schemas.openxmlformats.org/drawingml/2006/picture">
-                  <pic:nvPicPr>
-                    <pic:cNvPr id="0" name="Picture 8" descr="Verificar_el_estado_inicial_de_la_l_nea_1_03_12_2025 12_42_45.png"/>
-                    <pic:cNvPicPr>
-                      <a:picLocks noChangeAspect="true"/>
-                    </pic:cNvPicPr>
-                  </pic:nvPicPr>
-                  <pic:blipFill>
-                    <a:blip r:embed="rId19"/>
-                    <a:stretch>
-                      <a:fillRect/>
-                    </a:stretch>
-                  </pic:blipFill>
-                  <pic:spPr>
-                    <a:xfrm>
-                      <a:off x="0" y="0"/>
-                      <a:ext cx="5715000" cy="3810000"/>
-                    </a:xfrm>
-                    <a:prstGeom prst="rect">
-                      <a:avLst/>
-                    </a:prstGeom>
-                  </pic:spPr>
-                </pic:pic>
-              </a:graphicData>
-            </a:graphic>
-          </wp:inline>
-        </w:drawing>
-        <w:br/>
-        <w:t>Imagen: Verificar_el_estado_inicial_de_la_l_nea_1_03_12_2025 12_42_45.png</w:t>
-        <w:br/>
-      </w:r>
-    </w:p>
-    <w:p>
-      <w:r>
-        <w:drawing>
-          <wp:inline distT="0" distR="0" distB="0" distL="0">
-            <wp:extent cx="1701800" cy="3175000"/>
-            <wp:docPr id="9" name="Drawing 9" descr="captura_pantalla_03_12_2025_12_44_04.jpg"/>
-            <a:graphic xmlns:a="http://schemas.openxmlformats.org/drawingml/2006/main">
-              <a:graphicData uri="http://schemas.openxmlformats.org/drawingml/2006/picture">
-                <pic:pic xmlns:pic="http://schemas.openxmlformats.org/drawingml/2006/picture">
-                  <pic:nvPicPr>
-                    <pic:cNvPr id="0" name="Picture 9" descr="captura_pantalla_03_12_2025_12_44_04.jpg"/>
-                    <pic:cNvPicPr>
-                      <a:picLocks noChangeAspect="true"/>
-                    </pic:cNvPicPr>
-                  </pic:nvPicPr>
-                  <pic:blipFill>
-                    <a:blip r:embed="rId20"/>
-                    <a:stretch>
-                      <a:fillRect/>
-                    </a:stretch>
-                  </pic:blipFill>
-                  <pic:spPr>
-                    <a:xfrm>
-                      <a:off x="0" y="0"/>
-                      <a:ext cx="1701800" cy="3175000"/>
-                    </a:xfrm>
-                    <a:prstGeom prst="rect">
-                      <a:avLst/>
-                    </a:prstGeom>
-                  </pic:spPr>
-                </pic:pic>
-              </a:graphicData>
-            </a:graphic>
-          </wp:inline>
-        </w:drawing>
-      </w:r>
-      <w:r>
-        <w:drawing>
-          <wp:inline distT="0" distR="0" distB="0" distL="0">
-            <wp:extent cx="1701800" cy="3175000"/>
-            <wp:docPr id="10" name="Drawing 10" descr="captura_pantalla_03_12_2025_12_44_37.jpg"/>
-            <a:graphic xmlns:a="http://schemas.openxmlformats.org/drawingml/2006/main">
-              <a:graphicData uri="http://schemas.openxmlformats.org/drawingml/2006/picture">
-                <pic:pic xmlns:pic="http://schemas.openxmlformats.org/drawingml/2006/picture">
-                  <pic:nvPicPr>
-                    <pic:cNvPr id="0" name="Picture 10" descr="captura_pantalla_03_12_2025_12_44_37.jpg"/>
-                    <pic:cNvPicPr>
-                      <a:picLocks noChangeAspect="true"/>
-                    </pic:cNvPicPr>
-                  </pic:nvPicPr>
-                  <pic:blipFill>
-                    <a:blip r:embed="rId21"/>
-                    <a:stretch>
-                      <a:fillRect/>
-                    </a:stretch>
-                  </pic:blipFill>
-                  <pic:spPr>
-                    <a:xfrm>
-                      <a:off x="0" y="0"/>
-                      <a:ext cx="1701800" cy="3175000"/>
-                    </a:xfrm>
-                    <a:prstGeom prst="rect">
-                      <a:avLst/>
-                    </a:prstGeom>
-                  </pic:spPr>
-                </pic:pic>
-              </a:graphicData>
-            </a:graphic>
-          </wp:inline>
-        </w:drawing>
-      </w:r>
-      <w:r>
-        <w:drawing>
-          <wp:inline distT="0" distR="0" distB="0" distL="0">
-            <wp:extent cx="1701800" cy="3175000"/>
-            <wp:docPr id="11" name="Drawing 11" descr="captura_pantalla_03_12_2025_12_44_38.jpg"/>
-            <a:graphic xmlns:a="http://schemas.openxmlformats.org/drawingml/2006/main">
-              <a:graphicData uri="http://schemas.openxmlformats.org/drawingml/2006/picture">
-                <pic:pic xmlns:pic="http://schemas.openxmlformats.org/drawingml/2006/picture">
-                  <pic:nvPicPr>
-                    <pic:cNvPr id="0" name="Picture 11" descr="captura_pantalla_03_12_2025_12_44_38.jpg"/>
-                    <pic:cNvPicPr>
-                      <a:picLocks noChangeAspect="true"/>
-                    </pic:cNvPicPr>
-                  </pic:nvPicPr>
-                  <pic:blipFill>
-                    <a:blip r:embed="rId21"/>
-                    <a:stretch>
-                      <a:fillRect/>
-                    </a:stretch>
-                  </pic:blipFill>
-                  <pic:spPr>
-                    <a:xfrm>
-                      <a:off x="0" y="0"/>
-                      <a:ext cx="1701800" cy="3175000"/>
-                    </a:xfrm>
-                    <a:prstGeom prst="rect">
-                      <a:avLst/>
-                    </a:prstGeom>
-                  </pic:spPr>
-                </pic:pic>
-              </a:graphicData>
-            </a:graphic>
-          </wp:inline>
-        </w:drawing>
-      </w:r>
-      <w:r>
-        <w:drawing>
-          <wp:inline distT="0" distR="0" distB="0" distL="0">
-            <wp:extent cx="1701800" cy="3175000"/>
-            <wp:docPr id="12" name="Drawing 12" descr="captura_pantalla_03_12_2025_12_45_02.jpg"/>
-            <a:graphic xmlns:a="http://schemas.openxmlformats.org/drawingml/2006/main">
-              <a:graphicData uri="http://schemas.openxmlformats.org/drawingml/2006/picture">
-                <pic:pic xmlns:pic="http://schemas.openxmlformats.org/drawingml/2006/picture">
-                  <pic:nvPicPr>
-                    <pic:cNvPr id="0" name="Picture 12" descr="captura_pantalla_03_12_2025_12_45_02.jpg"/>
-                    <pic:cNvPicPr>
-                      <a:picLocks noChangeAspect="true"/>
-                    </pic:cNvPicPr>
-                  </pic:nvPicPr>
-                  <pic:blipFill>
-                    <a:blip r:embed="rId22"/>
-                    <a:stretch>
-                      <a:fillRect/>
-                    </a:stretch>
-                  </pic:blipFill>
-                  <pic:spPr>
-                    <a:xfrm>
-                      <a:off x="0" y="0"/>
-                      <a:ext cx="1701800" cy="3175000"/>
-                    </a:xfrm>
-                    <a:prstGeom prst="rect">
-                      <a:avLst/>
-                    </a:prstGeom>
-                  </pic:spPr>
-                </pic:pic>
-              </a:graphicData>
-            </a:graphic>
-          </wp:inline>
-        </w:drawing>
-      </w:r>
-      <w:r>
-        <w:drawing>
-          <wp:inline distT="0" distR="0" distB="0" distL="0">
-            <wp:extent cx="1701800" cy="3175000"/>
-            <wp:docPr id="13" name="Drawing 13" descr="captura_pantalla_03_12_2025_12_45_10.jpg"/>
-            <a:graphic xmlns:a="http://schemas.openxmlformats.org/drawingml/2006/main">
-              <a:graphicData uri="http://schemas.openxmlformats.org/drawingml/2006/picture">
-                <pic:pic xmlns:pic="http://schemas.openxmlformats.org/drawingml/2006/picture">
-                  <pic:nvPicPr>
-                    <pic:cNvPr id="0" name="Picture 13" descr="captura_pantalla_03_12_2025_12_45_10.jpg"/>
-                    <pic:cNvPicPr>
-                      <a:picLocks noChangeAspect="true"/>
-                    </pic:cNvPicPr>
-                  </pic:nvPicPr>
-                  <pic:blipFill>
-                    <a:blip r:embed="rId23"/>
-                    <a:stretch>
-                      <a:fillRect/>
-                    </a:stretch>
-                  </pic:blipFill>
-                  <pic:spPr>
-                    <a:xfrm>
-                      <a:off x="0" y="0"/>
-                      <a:ext cx="1701800" cy="3175000"/>
-                    </a:xfrm>
-                    <a:prstGeom prst="rect">
-                      <a:avLst/>
-                    </a:prstGeom>
-                  </pic:spPr>
-                </pic:pic>
-              </a:graphicData>
-            </a:graphic>
-          </wp:inline>
-        </w:drawing>
-      </w:r>
-      <w:r>
-        <w:drawing>
-          <wp:inline distT="0" distR="0" distB="0" distL="0">
-            <wp:extent cx="1701800" cy="3175000"/>
-            <wp:docPr id="14" name="Drawing 14" descr="captura_pantalla_03_12_2025_12_45_26.jpg"/>
-            <a:graphic xmlns:a="http://schemas.openxmlformats.org/drawingml/2006/main">
-              <a:graphicData uri="http://schemas.openxmlformats.org/drawingml/2006/picture">
-                <pic:pic xmlns:pic="http://schemas.openxmlformats.org/drawingml/2006/picture">
-                  <pic:nvPicPr>
-                    <pic:cNvPr id="0" name="Picture 14" descr="captura_pantalla_03_12_2025_12_45_26.jpg"/>
-                    <pic:cNvPicPr>
-                      <a:picLocks noChangeAspect="true"/>
-                    </pic:cNvPicPr>
-                  </pic:nvPicPr>
-                  <pic:blipFill>
-                    <a:blip r:embed="rId24"/>
-                    <a:stretch>
-                      <a:fillRect/>
-                    </a:stretch>
-                  </pic:blipFill>
-                  <pic:spPr>
-                    <a:xfrm>
-                      <a:off x="0" y="0"/>
-                      <a:ext cx="1701800" cy="3175000"/>
-                    </a:xfrm>
-                    <a:prstGeom prst="rect">
-                      <a:avLst/>
-                    </a:prstGeom>
-                  </pic:spPr>
-                </pic:pic>
-              </a:graphicData>
-            </a:graphic>
-          </wp:inline>
-        </w:drawing>
-      </w:r>
-      <w:r>
-        <w:drawing>
-          <wp:inline distT="0" distR="0" distB="0" distL="0">
-            <wp:extent cx="1701800" cy="3175000"/>
-            <wp:docPr id="15" name="Drawing 15" descr="captura_pantalla_03_12_2025_12_46_11.jpg"/>
-            <a:graphic xmlns:a="http://schemas.openxmlformats.org/drawingml/2006/main">
-              <a:graphicData uri="http://schemas.openxmlformats.org/drawingml/2006/picture">
-                <pic:pic xmlns:pic="http://schemas.openxmlformats.org/drawingml/2006/picture">
-                  <pic:nvPicPr>
-                    <pic:cNvPr id="0" name="Picture 15" descr="captura_pantalla_03_12_2025_12_46_11.jpg"/>
-                    <pic:cNvPicPr>
-                      <a:picLocks noChangeAspect="true"/>
-                    </pic:cNvPicPr>
-                  </pic:nvPicPr>
-                  <pic:blipFill>
-                    <a:blip r:embed="rId25"/>
-                    <a:stretch>
-                      <a:fillRect/>
-                    </a:stretch>
-                  </pic:blipFill>
-                  <pic:spPr>
-                    <a:xfrm>
-                      <a:off x="0" y="0"/>
-                      <a:ext cx="1701800" cy="3175000"/>
-                    </a:xfrm>
-                    <a:prstGeom prst="rect">
-                      <a:avLst/>
-                    </a:prstGeom>
-                  </pic:spPr>
-                </pic:pic>
-              </a:graphicData>
-            </a:graphic>
-          </wp:inline>
-        </w:drawing>
-      </w:r>
-      <w:r>
-        <w:drawing>
-          <wp:inline distT="0" distR="0" distB="0" distL="0">
-            <wp:extent cx="1701800" cy="3175000"/>
-            <wp:docPr id="16" name="Drawing 16" descr="captura_pantalla_03_12_2025_12_46_14.jpg"/>
-            <a:graphic xmlns:a="http://schemas.openxmlformats.org/drawingml/2006/main">
-              <a:graphicData uri="http://schemas.openxmlformats.org/drawingml/2006/picture">
-                <pic:pic xmlns:pic="http://schemas.openxmlformats.org/drawingml/2006/picture">
-                  <pic:nvPicPr>
-                    <pic:cNvPr id="0" name="Picture 16" descr="captura_pantalla_03_12_2025_12_46_14.jpg"/>
-                    <pic:cNvPicPr>
-                      <a:picLocks noChangeAspect="true"/>
-                    </pic:cNvPicPr>
-                  </pic:nvPicPr>
-                  <pic:blipFill>
-                    <a:blip r:embed="rId26"/>
-                    <a:stretch>
-                      <a:fillRect/>
-                    </a:stretch>
-                  </pic:blipFill>
-                  <pic:spPr>
-                    <a:xfrm>
-                      <a:off x="0" y="0"/>
-                      <a:ext cx="1701800" cy="3175000"/>
-                    </a:xfrm>
-                    <a:prstGeom prst="rect">
-                      <a:avLst/>
-                    </a:prstGeom>
-                  </pic:spPr>
-                </pic:pic>
-              </a:graphicData>
-            </a:graphic>
-          </wp:inline>
-        </w:drawing>
-      </w:r>
-      <w:r>
-        <w:drawing>
-          <wp:inline distT="0" distR="0" distB="0" distL="0">
-            <wp:extent cx="1701800" cy="3175000"/>
-            <wp:docPr id="17" name="Drawing 17" descr="captura_pantalla_03_12_2025_12_46_34.jpg"/>
-            <a:graphic xmlns:a="http://schemas.openxmlformats.org/drawingml/2006/main">
-              <a:graphicData uri="http://schemas.openxmlformats.org/drawingml/2006/picture">
-                <pic:pic xmlns:pic="http://schemas.openxmlformats.org/drawingml/2006/picture">
-                  <pic:nvPicPr>
-                    <pic:cNvPr id="0" name="Picture 17" descr="captura_pantalla_03_12_2025_12_46_34.jpg"/>
-                    <pic:cNvPicPr>
-                      <a:picLocks noChangeAspect="true"/>
-                    </pic:cNvPicPr>
-                  </pic:nvPicPr>
-                  <pic:blipFill>
-                    <a:blip r:embed="rId27"/>
-                    <a:stretch>
-                      <a:fillRect/>
-                    </a:stretch>
-                  </pic:blipFill>
-                  <pic:spPr>
-                    <a:xfrm>
-                      <a:off x="0" y="0"/>
-                      <a:ext cx="1701800" cy="3175000"/>
-                    </a:xfrm>
-                    <a:prstGeom prst="rect">
-                      <a:avLst/>
-                    </a:prstGeom>
-                  </pic:spPr>
-                </pic:pic>
-              </a:graphicData>
-            </a:graphic>
-          </wp:inline>
-        </w:drawing>
-      </w:r>
-      <w:r>
-        <w:drawing>
-          <wp:inline distT="0" distR="0" distB="0" distL="0">
-            <wp:extent cx="1701800" cy="3175000"/>
-            <wp:docPr id="18" name="Drawing 18" descr="captura_pantalla_03_12_2025_12_46_37.jpg"/>
-            <a:graphic xmlns:a="http://schemas.openxmlformats.org/drawingml/2006/main">
-              <a:graphicData uri="http://schemas.openxmlformats.org/drawingml/2006/picture">
-                <pic:pic xmlns:pic="http://schemas.openxmlformats.org/drawingml/2006/picture">
-                  <pic:nvPicPr>
-                    <pic:cNvPr id="0" name="Picture 18" descr="captura_pantalla_03_12_2025_12_46_37.jpg"/>
-                    <pic:cNvPicPr>
-                      <a:picLocks noChangeAspect="true"/>
-                    </pic:cNvPicPr>
-                  </pic:nvPicPr>
-                  <pic:blipFill>
-                    <a:blip r:embed="rId28"/>
-                    <a:stretch>
-                      <a:fillRect/>
-                    </a:stretch>
-                  </pic:blipFill>
-                  <pic:spPr>
-                    <a:xfrm>
-                      <a:off x="0" y="0"/>
-                      <a:ext cx="1701800" cy="3175000"/>
-                    </a:xfrm>
-                    <a:prstGeom prst="rect">
-                      <a:avLst/>
-                    </a:prstGeom>
-                  </pic:spPr>
-                </pic:pic>
-              </a:graphicData>
-            </a:graphic>
-          </wp:inline>
-        </w:drawing>
-      </w:r>
-      <w:r>
-        <w:drawing>
-          <wp:inline distT="0" distR="0" distB="0" distL="0">
-            <wp:extent cx="1701800" cy="3175000"/>
-            <wp:docPr id="19" name="Drawing 19" descr="captura_pantalla_03_12_2025_12_47_04.jpg"/>
-            <a:graphic xmlns:a="http://schemas.openxmlformats.org/drawingml/2006/main">
-              <a:graphicData uri="http://schemas.openxmlformats.org/drawingml/2006/picture">
-                <pic:pic xmlns:pic="http://schemas.openxmlformats.org/drawingml/2006/picture">
-                  <pic:nvPicPr>
-                    <pic:cNvPr id="0" name="Picture 19" descr="captura_pantalla_03_12_2025_12_47_04.jpg"/>
-                    <pic:cNvPicPr>
-                      <a:picLocks noChangeAspect="true"/>
-                    </pic:cNvPicPr>
-                  </pic:nvPicPr>
-                  <pic:blipFill>
-                    <a:blip r:embed="rId29"/>
-                    <a:stretch>
-                      <a:fillRect/>
-                    </a:stretch>
-                  </pic:blipFill>
-                  <pic:spPr>
-                    <a:xfrm>
-                      <a:off x="0" y="0"/>
-                      <a:ext cx="1701800" cy="3175000"/>
-                    </a:xfrm>
-                    <a:prstGeom prst="rect">
-                      <a:avLst/>
-                    </a:prstGeom>
-                  </pic:spPr>
-                </pic:pic>
-              </a:graphicData>
-            </a:graphic>
-          </wp:inline>
-        </w:drawing>
-      </w:r>
-      <w:r>
-        <w:drawing>
-          <wp:inline distT="0" distR="0" distB="0" distL="0">
-            <wp:extent cx="1701800" cy="3175000"/>
-            <wp:docPr id="20" name="Drawing 20" descr="captura_pantalla_03_12_2025_12_47_21.jpg"/>
-            <a:graphic xmlns:a="http://schemas.openxmlformats.org/drawingml/2006/main">
-              <a:graphicData uri="http://schemas.openxmlformats.org/drawingml/2006/picture">
-                <pic:pic xmlns:pic="http://schemas.openxmlformats.org/drawingml/2006/picture">
-                  <pic:nvPicPr>
-                    <pic:cNvPr id="0" name="Picture 20" descr="captura_pantalla_03_12_2025_12_47_21.jpg"/>
-                    <pic:cNvPicPr>
-                      <a:picLocks noChangeAspect="true"/>
-                    </pic:cNvPicPr>
-                  </pic:nvPicPr>
-                  <pic:blipFill>
-                    <a:blip r:embed="rId30"/>
-                    <a:stretch>
-                      <a:fillRect/>
-                    </a:stretch>
-                  </pic:blipFill>
-                  <pic:spPr>
-                    <a:xfrm>
-                      <a:off x="0" y="0"/>
-                      <a:ext cx="1701800" cy="3175000"/>
-                    </a:xfrm>
-                    <a:prstGeom prst="rect">
-                      <a:avLst/>
-                    </a:prstGeom>
-                  </pic:spPr>
-                </pic:pic>
-              </a:graphicData>
-            </a:graphic>
-          </wp:inline>
-        </w:drawing>
-      </w:r>
-      <w:r>
-        <w:drawing>
-          <wp:inline distT="0" distR="0" distB="0" distL="0">
-            <wp:extent cx="1701800" cy="3175000"/>
-            <wp:docPr id="21" name="Drawing 21" descr="captura_pantalla_03_12_2025_12_47_31.jpg"/>
-            <a:graphic xmlns:a="http://schemas.openxmlformats.org/drawingml/2006/main">
-              <a:graphicData uri="http://schemas.openxmlformats.org/drawingml/2006/picture">
-                <pic:pic xmlns:pic="http://schemas.openxmlformats.org/drawingml/2006/picture">
-                  <pic:nvPicPr>
-                    <pic:cNvPr id="0" name="Picture 21" descr="captura_pantalla_03_12_2025_12_47_31.jpg"/>
-                    <pic:cNvPicPr>
-                      <a:picLocks noChangeAspect="true"/>
-                    </pic:cNvPicPr>
-                  </pic:nvPicPr>
-                  <pic:blipFill>
-                    <a:blip r:embed="rId31"/>
-                    <a:stretch>
-                      <a:fillRect/>
-                    </a:stretch>
-                  </pic:blipFill>
-                  <pic:spPr>
-                    <a:xfrm>
-                      <a:off x="0" y="0"/>
-                      <a:ext cx="1701800" cy="3175000"/>
-                    </a:xfrm>
-                    <a:prstGeom prst="rect">
-                      <a:avLst/>
-                    </a:prstGeom>
-                  </pic:spPr>
-                </pic:pic>
-              </a:graphicData>
-            </a:graphic>
-          </wp:inline>
-        </w:drawing>
-      </w:r>
-    </w:p>
-    <w:p>
-      <w:pPr>
-        <w:jc w:val="both"/>
-      </w:pPr>
-      <w:r>
-        <w:rPr>
-          <w:sz w:val="24"/>
-          <w:rFonts w:ascii="Calibri" w:hAnsi="Calibri" w:cs="Calibri" w:eastAsia="Calibri"/>
-        </w:rPr>
-        <w:t>Verificar el estado inicial de la línea</w:t>
-      </w:r>
-    </w:p>
-    <w:p/>
-    <w:p>
-      <w:pPr>
-        <w:jc w:val="center"/>
-      </w:pPr>
-      <w:r>
-        <w:drawing>
-          <wp:inline distT="0" distR="0" distB="0" distL="0">
-            <wp:extent cx="6350000" cy="3810000"/>
-            <wp:docPr id="22" name="Drawing 22" descr="Verificar_el_estado_inicial_de_la_l_nea_1_05_12_2025 10_04_41.png"/>
-            <a:graphic xmlns:a="http://schemas.openxmlformats.org/drawingml/2006/main">
-              <a:graphicData uri="http://schemas.openxmlformats.org/drawingml/2006/picture">
-                <pic:pic xmlns:pic="http://schemas.openxmlformats.org/drawingml/2006/picture">
-                  <pic:nvPicPr>
-                    <pic:cNvPr id="0" name="Picture 22" descr="Verificar_el_estado_inicial_de_la_l_nea_1_05_12_2025 10_04_41.png"/>
-                    <pic:cNvPicPr>
-                      <a:picLocks noChangeAspect="true"/>
-                    </pic:cNvPicPr>
-                  </pic:nvPicPr>
-                  <pic:blipFill>
-                    <a:blip r:embed="rId32"/>
-                    <a:stretch>
-                      <a:fillRect/>
-                    </a:stretch>
-                  </pic:blipFill>
-                  <pic:spPr>
-                    <a:xfrm>
-                      <a:off x="0" y="0"/>
-                      <a:ext cx="6350000" cy="3810000"/>
-                    </a:xfrm>
-                    <a:prstGeom prst="rect">
-                      <a:avLst/>
-                    </a:prstGeom>
-                  </pic:spPr>
-                </pic:pic>
-              </a:graphicData>
-            </a:graphic>
-          </wp:inline>
-        </w:drawing>
-      </w:r>
-    </w:p>
-    <w:p/>
-    <w:p>
-      <w:pPr>
-        <w:jc w:val="both"/>
-      </w:pPr>
-      <w:r>
-        <w:rPr>
-          <w:sz w:val="24"/>
-          <w:rFonts w:ascii="Calibri" w:hAnsi="Calibri" w:cs="Calibri" w:eastAsia="Calibri"/>
-        </w:rPr>
-        <w:t>Verificar el estado inicial de la línea</w:t>
-      </w:r>
-    </w:p>
-    <w:p/>
-    <w:p>
-      <w:pPr>
-        <w:jc w:val="center"/>
-      </w:pPr>
-      <w:r>
-        <w:drawing>
-          <wp:inline distT="0" distR="0" distB="0" distL="0">
-            <wp:extent cx="6350000" cy="3810000"/>
-            <wp:docPr id="23" name="Drawing 23" descr="Verificar_el_estado_inicial_de_la_l_nea_1_05_12_2025 10_26_48.png"/>
-            <a:graphic xmlns:a="http://schemas.openxmlformats.org/drawingml/2006/main">
-              <a:graphicData uri="http://schemas.openxmlformats.org/drawingml/2006/picture">
-                <pic:pic xmlns:pic="http://schemas.openxmlformats.org/drawingml/2006/picture">
-                  <pic:nvPicPr>
-                    <pic:cNvPr id="0" name="Picture 23" descr="Verificar_el_estado_inicial_de_la_l_nea_1_05_12_2025 10_26_48.png"/>
-                    <pic:cNvPicPr>
-                      <a:picLocks noChangeAspect="true"/>
-                    </pic:cNvPicPr>
-                  </pic:nvPicPr>
-                  <pic:blipFill>
-                    <a:blip r:embed="rId33"/>
-                    <a:stretch>
-                      <a:fillRect/>
-                    </a:stretch>
-                  </pic:blipFill>
-                  <pic:spPr>
-                    <a:xfrm>
-                      <a:off x="0" y="0"/>
-                      <a:ext cx="6350000" cy="3810000"/>
-                    </a:xfrm>
-                    <a:prstGeom prst="rect">
-                      <a:avLst/>
-                    </a:prstGeom>
-                  </pic:spPr>
-                </pic:pic>
-              </a:graphicData>
-            </a:graphic>
-          </wp:inline>
-        </w:drawing>
-      </w:r>
-    </w:p>
-    <w:p/>
-    <w:p>
-      <w:pPr>
-        <w:jc w:val="both"/>
-      </w:pPr>
-      <w:r>
-        <w:rPr>
-          <w:sz w:val="24"/>
-          <w:rFonts w:ascii="Calibri" w:hAnsi="Calibri" w:cs="Calibri" w:eastAsia="Calibri"/>
-        </w:rPr>
-        <w:t>Verificar el estado inicial de la línea</w:t>
-      </w:r>
-    </w:p>
-    <w:p/>
-    <w:p>
-      <w:pPr>
-        <w:jc w:val="center"/>
-      </w:pPr>
-      <w:r>
-        <w:drawing>
-          <wp:inline distT="0" distR="0" distB="0" distL="0">
-            <wp:extent cx="6350000" cy="3810000"/>
-            <wp:docPr id="24" name="Drawing 24" descr="Verificar_el_estado_inicial_de_la_l_nea_1_05_12_2025 10_33_04.png"/>
-            <a:graphic xmlns:a="http://schemas.openxmlformats.org/drawingml/2006/main">
-              <a:graphicData uri="http://schemas.openxmlformats.org/drawingml/2006/picture">
-                <pic:pic xmlns:pic="http://schemas.openxmlformats.org/drawingml/2006/picture">
-                  <pic:nvPicPr>
-                    <pic:cNvPr id="0" name="Picture 24" descr="Verificar_el_estado_inicial_de_la_l_nea_1_05_12_2025 10_33_04.png"/>
-                    <pic:cNvPicPr>
-                      <a:picLocks noChangeAspect="true"/>
-                    </pic:cNvPicPr>
-                  </pic:nvPicPr>
-                  <pic:blipFill>
-                    <a:blip r:embed="rId34"/>
-                    <a:stretch>
-                      <a:fillRect/>
-                    </a:stretch>
-                  </pic:blipFill>
-                  <pic:spPr>
-                    <a:xfrm>
-                      <a:off x="0" y="0"/>
-                      <a:ext cx="6350000" cy="3810000"/>
-                    </a:xfrm>
-                    <a:prstGeom prst="rect">
-                      <a:avLst/>
-                    </a:prstGeom>
-                  </pic:spPr>
-                </pic:pic>
-              </a:graphicData>
-            </a:graphic>
-          </wp:inline>
-        </w:drawing>
-      </w:r>
-    </w:p>
-    <w:p/>
-    <w:p>
-      <w:pPr>
-        <w:jc w:val="both"/>
-      </w:pPr>
-      <w:r>
-        <w:rPr>
-          <w:sz w:val="24"/>
-          <w:rFonts w:ascii="Calibri" w:hAnsi="Calibri" w:cs="Calibri" w:eastAsia="Calibri"/>
-        </w:rPr>
-        <w:t>Verificar el estado inicial de la línea</w:t>
-      </w:r>
-    </w:p>
-    <w:p/>
-    <w:p>
-      <w:pPr>
-        <w:jc w:val="center"/>
-      </w:pPr>
-      <w:r>
-        <w:drawing>
-          <wp:inline distT="0" distR="0" distB="0" distL="0">
-            <wp:extent cx="6350000" cy="3810000"/>
-            <wp:docPr id="25" name="Drawing 25" descr="Verificar_el_estado_inicial_de_la_l_nea_1_05_12_2025 10_45_59.png"/>
-            <a:graphic xmlns:a="http://schemas.openxmlformats.org/drawingml/2006/main">
-              <a:graphicData uri="http://schemas.openxmlformats.org/drawingml/2006/picture">
-                <pic:pic xmlns:pic="http://schemas.openxmlformats.org/drawingml/2006/picture">
-                  <pic:nvPicPr>
-                    <pic:cNvPr id="0" name="Picture 25" descr="Verificar_el_estado_inicial_de_la_l_nea_1_05_12_2025 10_45_59.png"/>
-                    <pic:cNvPicPr>
-                      <a:picLocks noChangeAspect="true"/>
-                    </pic:cNvPicPr>
-                  </pic:nvPicPr>
-                  <pic:blipFill>
-                    <a:blip r:embed="rId35"/>
-                    <a:stretch>
-                      <a:fillRect/>
-                    </a:stretch>
-                  </pic:blipFill>
-                  <pic:spPr>
-                    <a:xfrm>
-                      <a:off x="0" y="0"/>
-                      <a:ext cx="6350000" cy="3810000"/>
-                    </a:xfrm>
-                    <a:prstGeom prst="rect">
-                      <a:avLst/>
-                    </a:prstGeom>
-                  </pic:spPr>
-                </pic:pic>
-              </a:graphicData>
-            </a:graphic>
-          </wp:inline>
-        </w:drawing>
-      </w:r>
-    </w:p>
-    <w:p/>
-    <w:p>
-      <w:pPr>
-        <w:jc w:val="both"/>
-      </w:pPr>
-      <w:r>
-        <w:rPr>
-          <w:sz w:val="24"/>
-          <w:rFonts w:ascii="Calibri" w:hAnsi="Calibri" w:cs="Calibri" w:eastAsia="Calibri"/>
-        </w:rPr>
-        <w:t>Verificar el estado inicial de la línea</w:t>
-      </w:r>
-    </w:p>
-    <w:p/>
-    <w:p>
-      <w:pPr>
-        <w:jc w:val="center"/>
-      </w:pPr>
-      <w:r>
-        <w:drawing>
-          <wp:inline distT="0" distR="0" distB="0" distL="0">
-            <wp:extent cx="6350000" cy="3810000"/>
-            <wp:docPr id="26" name="Drawing 26" descr="Verificar_el_estado_inicial_de_la_l_nea_1_05_12_2025 10_56_56.png"/>
-            <a:graphic xmlns:a="http://schemas.openxmlformats.org/drawingml/2006/main">
-              <a:graphicData uri="http://schemas.openxmlformats.org/drawingml/2006/picture">
-                <pic:pic xmlns:pic="http://schemas.openxmlformats.org/drawingml/2006/picture">
-                  <pic:nvPicPr>
-                    <pic:cNvPr id="0" name="Picture 26" descr="Verificar_el_estado_inicial_de_la_l_nea_1_05_12_2025 10_56_56.png"/>
-                    <pic:cNvPicPr>
-                      <a:picLocks noChangeAspect="true"/>
-                    </pic:cNvPicPr>
-                  </pic:nvPicPr>
-                  <pic:blipFill>
-                    <a:blip r:embed="rId36"/>
-                    <a:stretch>
-                      <a:fillRect/>
-                    </a:stretch>
-                  </pic:blipFill>
-                  <pic:spPr>
-                    <a:xfrm>
-                      <a:off x="0" y="0"/>
-                      <a:ext cx="6350000" cy="3810000"/>
-                    </a:xfrm>
-                    <a:prstGeom prst="rect">
-                      <a:avLst/>
-                    </a:prstGeom>
-                  </pic:spPr>
-                </pic:pic>
-              </a:graphicData>
-            </a:graphic>
-          </wp:inline>
-        </w:drawing>
-      </w:r>
-    </w:p>
-    <w:p/>
-    <w:p>
-      <w:pPr>
-        <w:jc w:val="both"/>
-      </w:pPr>
-      <w:r>
-        <w:rPr>
-          <w:sz w:val="24"/>
-          <w:rFonts w:ascii="Calibri" w:hAnsi="Calibri" w:cs="Calibri" w:eastAsia="Calibri"/>
-        </w:rPr>
-        <w:t>Verificar el estado inicial de la línea</w:t>
-      </w:r>
-    </w:p>
-    <w:p/>
-    <w:p>
-      <w:pPr>
-        <w:jc w:val="center"/>
-      </w:pPr>
-      <w:r>
-        <w:drawing>
-          <wp:inline distT="0" distR="0" distB="0" distL="0">
-            <wp:extent cx="6350000" cy="3810000"/>
-            <wp:docPr id="27" name="Drawing 27" descr="Verificar_el_estado_inicial_de_la_l_nea_1_05_12_2025 11_02_55.png"/>
-            <a:graphic xmlns:a="http://schemas.openxmlformats.org/drawingml/2006/main">
-              <a:graphicData uri="http://schemas.openxmlformats.org/drawingml/2006/picture">
-                <pic:pic xmlns:pic="http://schemas.openxmlformats.org/drawingml/2006/picture">
-                  <pic:nvPicPr>
-                    <pic:cNvPr id="0" name="Picture 27" descr="Verificar_el_estado_inicial_de_la_l_nea_1_05_12_2025 11_02_55.png"/>
-                    <pic:cNvPicPr>
-                      <a:picLocks noChangeAspect="true"/>
-                    </pic:cNvPicPr>
-                  </pic:nvPicPr>
-                  <pic:blipFill>
-                    <a:blip r:embed="rId37"/>
-                    <a:stretch>
-                      <a:fillRect/>
-                    </a:stretch>
-                  </pic:blipFill>
-                  <pic:spPr>
-                    <a:xfrm>
-                      <a:off x="0" y="0"/>
-                      <a:ext cx="6350000" cy="3810000"/>
-                    </a:xfrm>
-                    <a:prstGeom prst="rect">
-                      <a:avLst/>
-                    </a:prstGeom>
-                  </pic:spPr>
-                </pic:pic>
-              </a:graphicData>
-            </a:graphic>
-          </wp:inline>
-        </w:drawing>
-      </w:r>
-    </w:p>
-    <w:p/>
-    <w:p>
-      <w:pPr>
-        <w:jc w:val="both"/>
-      </w:pPr>
-      <w:r>
-        <w:rPr>
-          <w:sz w:val="24"/>
-          <w:rFonts w:ascii="Calibri" w:hAnsi="Calibri" w:cs="Calibri" w:eastAsia="Calibri"/>
-        </w:rPr>
-        <w:t>Verificar el estado inicial de la línea</w:t>
-      </w:r>
-    </w:p>
-    <w:p/>
-    <w:p>
-      <w:pPr>
-        <w:jc w:val="center"/>
-      </w:pPr>
-      <w:r>
-        <w:drawing>
-          <wp:inline distT="0" distR="0" distB="0" distL="0">
-            <wp:extent cx="6350000" cy="3810000"/>
-            <wp:docPr id="28" name="Drawing 28" descr="Verificar_el_estado_inicial_de_la_l_nea_1_05_12_2025 11_18_27.png"/>
-            <a:graphic xmlns:a="http://schemas.openxmlformats.org/drawingml/2006/main">
-              <a:graphicData uri="http://schemas.openxmlformats.org/drawingml/2006/picture">
-                <pic:pic xmlns:pic="http://schemas.openxmlformats.org/drawingml/2006/picture">
-                  <pic:nvPicPr>
-                    <pic:cNvPr id="0" name="Picture 28" descr="Verificar_el_estado_inicial_de_la_l_nea_1_05_12_2025 11_18_27.png"/>
-                    <pic:cNvPicPr>
-                      <a:picLocks noChangeAspect="true"/>
-                    </pic:cNvPicPr>
-                  </pic:nvPicPr>
-                  <pic:blipFill>
-                    <a:blip r:embed="rId38"/>
-                    <a:stretch>
-                      <a:fillRect/>
-                    </a:stretch>
-                  </pic:blipFill>
-                  <pic:spPr>
-                    <a:xfrm>
-                      <a:off x="0" y="0"/>
-                      <a:ext cx="6350000" cy="3810000"/>
-                    </a:xfrm>
-                    <a:prstGeom prst="rect">
-                      <a:avLst/>
-                    </a:prstGeom>
-                  </pic:spPr>
-                </pic:pic>
-              </a:graphicData>
-            </a:graphic>
-          </wp:inline>
-        </w:drawing>
-      </w:r>
-    </w:p>
-    <w:p/>
-    <w:p>
-      <w:pPr>
-        <w:jc w:val="both"/>
-      </w:pPr>
-      <w:r>
-        <w:rPr>
-          <w:sz w:val="24"/>
-          <w:rFonts w:ascii="Calibri" w:hAnsi="Calibri" w:cs="Calibri" w:eastAsia="Calibri"/>
-        </w:rPr>
-        <w:t>Verificar el estado inicial de la línea</w:t>
-      </w:r>
-    </w:p>
-    <w:p/>
-    <w:p>
-      <w:pPr>
-        <w:jc w:val="center"/>
-      </w:pPr>
-      <w:r>
-        <w:drawing>
-          <wp:inline distT="0" distR="0" distB="0" distL="0">
-            <wp:extent cx="6350000" cy="3810000"/>
-            <wp:docPr id="29" name="Drawing 29" descr="Verificar_el_estado_inicial_de_la_l_nea_1_05_12_2025 11_57_29.png"/>
-            <a:graphic xmlns:a="http://schemas.openxmlformats.org/drawingml/2006/main">
-              <a:graphicData uri="http://schemas.openxmlformats.org/drawingml/2006/picture">
-                <pic:pic xmlns:pic="http://schemas.openxmlformats.org/drawingml/2006/picture">
-                  <pic:nvPicPr>
-                    <pic:cNvPr id="0" name="Picture 29" descr="Verificar_el_estado_inicial_de_la_l_nea_1_05_12_2025 11_57_29.png"/>
-                    <pic:cNvPicPr>
-                      <a:picLocks noChangeAspect="true"/>
-                    </pic:cNvPicPr>
-                  </pic:nvPicPr>
-                  <pic:blipFill>
-                    <a:blip r:embed="rId39"/>
-                    <a:stretch>
-                      <a:fillRect/>
-                    </a:stretch>
-                  </pic:blipFill>
-                  <pic:spPr>
-                    <a:xfrm>
-                      <a:off x="0" y="0"/>
-                      <a:ext cx="6350000" cy="3810000"/>
-                    </a:xfrm>
-                    <a:prstGeom prst="rect">
-                      <a:avLst/>
-                    </a:prstGeom>
-                  </pic:spPr>
-                </pic:pic>
-              </a:graphicData>
-            </a:graphic>
-          </wp:inline>
-        </w:drawing>
-      </w:r>
-    </w:p>
-    <w:p/>
-    <w:p>
-      <w:pPr>
-        <w:jc w:val="both"/>
-      </w:pPr>
-      <w:r>
-        <w:rPr>
-          <w:sz w:val="24"/>
-          <w:rFonts w:ascii="Calibri" w:hAnsi="Calibri" w:cs="Calibri" w:eastAsia="Calibri"/>
-        </w:rPr>
-        <w:t>Verificar el estado inicial de la línea</w:t>
-      </w:r>
-    </w:p>
-    <w:p/>
-    <w:p>
-      <w:pPr>
-        <w:jc w:val="center"/>
-      </w:pPr>
-      <w:r>
-        <w:drawing>
-          <wp:inline distT="0" distR="0" distB="0" distL="0">
-            <wp:extent cx="6350000" cy="3810000"/>
-            <wp:docPr id="30" name="Drawing 30" descr="Verificar_el_estado_inicial_de_la_l_nea_1_05_12_2025 12_08_31.png"/>
-            <a:graphic xmlns:a="http://schemas.openxmlformats.org/drawingml/2006/main">
-              <a:graphicData uri="http://schemas.openxmlformats.org/drawingml/2006/picture">
-                <pic:pic xmlns:pic="http://schemas.openxmlformats.org/drawingml/2006/picture">
-                  <pic:nvPicPr>
-                    <pic:cNvPr id="0" name="Picture 30" descr="Verificar_el_estado_inicial_de_la_l_nea_1_05_12_2025 12_08_31.png"/>
-                    <pic:cNvPicPr>
-                      <a:picLocks noChangeAspect="true"/>
-                    </pic:cNvPicPr>
-                  </pic:nvPicPr>
-                  <pic:blipFill>
-                    <a:blip r:embed="rId40"/>
-                    <a:stretch>
-                      <a:fillRect/>
-                    </a:stretch>
-                  </pic:blipFill>
-                  <pic:spPr>
-                    <a:xfrm>
-                      <a:off x="0" y="0"/>
-                      <a:ext cx="6350000" cy="3810000"/>
-                    </a:xfrm>
-                    <a:prstGeom prst="rect">
-                      <a:avLst/>
-                    </a:prstGeom>
-                  </pic:spPr>
-                </pic:pic>
-              </a:graphicData>
-            </a:graphic>
-          </wp:inline>
-        </w:drawing>
-      </w:r>
-    </w:p>
-    <w:p/>
-    <w:p>
-      <w:pPr>
-        <w:jc w:val="both"/>
-      </w:pPr>
-      <w:r>
-        <w:rPr>
-          <w:sz w:val="24"/>
-          <w:rFonts w:ascii="Calibri" w:hAnsi="Calibri" w:cs="Calibri" w:eastAsia="Calibri"/>
-        </w:rPr>
-        <w:t>Verificar el estado inicial de la línea</w:t>
-      </w:r>
-    </w:p>
-    <w:p/>
-    <w:p>
-      <w:pPr>
-        <w:jc w:val="center"/>
-      </w:pPr>
-      <w:r>
-        <w:drawing>
-          <wp:inline distT="0" distR="0" distB="0" distL="0">
-            <wp:extent cx="6350000" cy="3810000"/>
-            <wp:docPr id="31" name="Drawing 31" descr="Verificar_el_estado_inicial_de_la_l_nea_1_05_12_2025 12_19_39.png"/>
-            <a:graphic xmlns:a="http://schemas.openxmlformats.org/drawingml/2006/main">
-              <a:graphicData uri="http://schemas.openxmlformats.org/drawingml/2006/picture">
-                <pic:pic xmlns:pic="http://schemas.openxmlformats.org/drawingml/2006/picture">
-                  <pic:nvPicPr>
-                    <pic:cNvPr id="0" name="Picture 31" descr="Verificar_el_estado_inicial_de_la_l_nea_1_05_12_2025 12_19_39.png"/>
-                    <pic:cNvPicPr>
-                      <a:picLocks noChangeAspect="true"/>
-                    </pic:cNvPicPr>
-                  </pic:nvPicPr>
-                  <pic:blipFill>
-                    <a:blip r:embed="rId41"/>
-                    <a:stretch>
-                      <a:fillRect/>
-                    </a:stretch>
-                  </pic:blipFill>
-                  <pic:spPr>
-                    <a:xfrm>
-                      <a:off x="0" y="0"/>
-                      <a:ext cx="6350000" cy="3810000"/>
-                    </a:xfrm>
-                    <a:prstGeom prst="rect">
-                      <a:avLst/>
-                    </a:prstGeom>
-                  </pic:spPr>
-                </pic:pic>
-              </a:graphicData>
-            </a:graphic>
-          </wp:inline>
-        </w:drawing>
-      </w:r>
-    </w:p>
-    <w:p/>
-    <w:p>
-      <w:pPr>
-        <w:jc w:val="both"/>
-      </w:pPr>
-      <w:r>
-        <w:rPr>
-          <w:sz w:val="24"/>
-          <w:rFonts w:ascii="Calibri" w:hAnsi="Calibri" w:cs="Calibri" w:eastAsia="Calibri"/>
-        </w:rPr>
-        <w:t>Verificar el estado inicial de la línea</w:t>
-      </w:r>
-    </w:p>
-    <w:p/>
-    <w:p>
-      <w:pPr>
-        <w:jc w:val="center"/>
-      </w:pPr>
-      <w:r>
-        <w:drawing>
-          <wp:inline distT="0" distR="0" distB="0" distL="0">
-            <wp:extent cx="6350000" cy="3810000"/>
-            <wp:docPr id="32" name="Drawing 32" descr="Verificar_el_estado_inicial_de_la_l_nea_1_05_12_2025 14_10_42.png"/>
-            <a:graphic xmlns:a="http://schemas.openxmlformats.org/drawingml/2006/main">
-              <a:graphicData uri="http://schemas.openxmlformats.org/drawingml/2006/picture">
-                <pic:pic xmlns:pic="http://schemas.openxmlformats.org/drawingml/2006/picture">
-                  <pic:nvPicPr>
-                    <pic:cNvPr id="0" name="Picture 32" descr="Verificar_el_estado_inicial_de_la_l_nea_1_05_12_2025 14_10_42.png"/>
-                    <pic:cNvPicPr>
-                      <a:picLocks noChangeAspect="true"/>
-                    </pic:cNvPicPr>
-                  </pic:nvPicPr>
-                  <pic:blipFill>
-                    <a:blip r:embed="rId42"/>
-                    <a:stretch>
-                      <a:fillRect/>
-                    </a:stretch>
-                  </pic:blipFill>
-                  <pic:spPr>
-                    <a:xfrm>
-                      <a:off x="0" y="0"/>
-                      <a:ext cx="6350000" cy="3810000"/>
-                    </a:xfrm>
-                    <a:prstGeom prst="rect">
-                      <a:avLst/>
-                    </a:prstGeom>
-                  </pic:spPr>
-                </pic:pic>
-              </a:graphicData>
-            </a:graphic>
-          </wp:inline>
-        </w:drawing>
-      </w:r>
-    </w:p>
-    <w:p/>
-    <w:p>
-      <w:pPr>
-        <w:jc w:val="both"/>
-      </w:pPr>
-      <w:r>
-        <w:rPr>
-          <w:sz w:val="24"/>
-          <w:rFonts w:ascii="Calibri" w:hAnsi="Calibri" w:cs="Calibri" w:eastAsia="Calibri"/>
-        </w:rPr>
-        <w:t>Verificar el estado inicial de la línea</w:t>
-      </w:r>
-    </w:p>
-    <w:p/>
-    <w:p>
-      <w:pPr>
-        <w:jc w:val="center"/>
-      </w:pPr>
-      <w:r>
-        <w:drawing>
-          <wp:inline distT="0" distR="0" distB="0" distL="0">
-            <wp:extent cx="6350000" cy="3810000"/>
-            <wp:docPr id="33" name="Drawing 33" descr="Verificar_el_estado_inicial_de_la_l_nea_1_05_12_2025 14_31_16.png"/>
-            <a:graphic xmlns:a="http://schemas.openxmlformats.org/drawingml/2006/main">
-              <a:graphicData uri="http://schemas.openxmlformats.org/drawingml/2006/picture">
-                <pic:pic xmlns:pic="http://schemas.openxmlformats.org/drawingml/2006/picture">
-                  <pic:nvPicPr>
-                    <pic:cNvPr id="0" name="Picture 33" descr="Verificar_el_estado_inicial_de_la_l_nea_1_05_12_2025 14_31_16.png"/>
-                    <pic:cNvPicPr>
-                      <a:picLocks noChangeAspect="true"/>
-                    </pic:cNvPicPr>
-                  </pic:nvPicPr>
-                  <pic:blipFill>
-                    <a:blip r:embed="rId43"/>
-                    <a:stretch>
-                      <a:fillRect/>
-                    </a:stretch>
-                  </pic:blipFill>
-                  <pic:spPr>
-                    <a:xfrm>
-                      <a:off x="0" y="0"/>
-                      <a:ext cx="6350000" cy="3810000"/>
-                    </a:xfrm>
-                    <a:prstGeom prst="rect">
-                      <a:avLst/>
-                    </a:prstGeom>
-                  </pic:spPr>
-                </pic:pic>
-              </a:graphicData>
-            </a:graphic>
-          </wp:inline>
-        </w:drawing>
-      </w:r>
-    </w:p>
-    <w:p/>
-    <w:p>
-      <w:pPr>
-        <w:jc w:val="both"/>
-      </w:pPr>
-      <w:r>
-        <w:rPr>
-          <w:sz w:val="24"/>
-          <w:rFonts w:ascii="Calibri" w:hAnsi="Calibri" w:cs="Calibri" w:eastAsia="Calibri"/>
-        </w:rPr>
-        <w:t>Verificar el estado inicial de la línea</w:t>
-      </w:r>
-    </w:p>
-    <w:p/>
-    <w:p>
-      <w:pPr>
-        <w:jc w:val="center"/>
-      </w:pPr>
-      <w:r>
-        <w:drawing>
-          <wp:inline distT="0" distR="0" distB="0" distL="0">
-            <wp:extent cx="6350000" cy="3810000"/>
-            <wp:docPr id="34" name="Drawing 34" descr="Verificar_el_estado_inicial_de_la_l_nea_1_05_12_2025 14_40_14.png"/>
-            <a:graphic xmlns:a="http://schemas.openxmlformats.org/drawingml/2006/main">
-              <a:graphicData uri="http://schemas.openxmlformats.org/drawingml/2006/picture">
-                <pic:pic xmlns:pic="http://schemas.openxmlformats.org/drawingml/2006/picture">
-                  <pic:nvPicPr>
-                    <pic:cNvPr id="0" name="Picture 34" descr="Verificar_el_estado_inicial_de_la_l_nea_1_05_12_2025 14_40_14.png"/>
-                    <pic:cNvPicPr>
-                      <a:picLocks noChangeAspect="true"/>
-                    </pic:cNvPicPr>
-                  </pic:nvPicPr>
-                  <pic:blipFill>
-                    <a:blip r:embed="rId44"/>
-                    <a:stretch>
-                      <a:fillRect/>
-                    </a:stretch>
-                  </pic:blipFill>
-                  <pic:spPr>
-                    <a:xfrm>
-                      <a:off x="0" y="0"/>
-                      <a:ext cx="6350000" cy="3810000"/>
-                    </a:xfrm>
-                    <a:prstGeom prst="rect">
-                      <a:avLst/>
-                    </a:prstGeom>
-                  </pic:spPr>
-                </pic:pic>
-              </a:graphicData>
-            </a:graphic>
-          </wp:inline>
-        </w:drawing>
-      </w:r>
-    </w:p>
     <w:p/>
     <w:sectPr>
       <w:headerReference w:type="default" r:id="rId8"/>

--- a/ruta/EXXO.docx
+++ b/ruta/EXXO.docx
@@ -31,7 +31,7 @@
           </w:tcPr>
           <w:p>
             <w:r>
-              <w:t>{{ESCENARIO}}</w:t>
+              <w:t>Consulta inicial del estado de la linea en CMAX</w:t>
             </w:r>
           </w:p>
         </w:tc>
@@ -89,7 +89,7 @@
           </w:tcPr>
           <w:p>
             <w:r>
-              <w:t>{{FECHA}}</w:t>
+              <w:t>05/12/2025 16:00:10</w:t>
             </w:r>
           </w:p>
         </w:tc>
@@ -121,7 +121,10 @@
               <w:rPr>
                 <w:bCs/>
               </w:rPr>
-              <w:t>{{CONCLUSION}}</w:t>
+              <w:t>Línea validada: 3102223558
+✅ Verificar el estado inicial de la línea
+❌ Falló en: Verificar el estado inicial de la línea
+⚠️ Prueba fallida.</w:t>
             </w:r>
           </w:p>
         </w:tc>
@@ -157,7 +160,7 @@
                 <w:rFonts w:ascii="Calibri" w:hAnsi="Calibri" w:cs="Calibri"/>
                 <w:color w:val="000000"/>
               </w:rPr>
-              <w:t>{{LINEA}}</w:t>
+              <w:t>3102223558</w:t>
             </w:r>
           </w:p>
         </w:tc>
@@ -190,13 +193,67 @@
                 <w:rFonts w:ascii="Calibri" w:hAnsi="Calibri" w:cs="Calibri"/>
                 <w:color w:val="000000"/>
               </w:rPr>
-              <w:t>{{DURACION}}</w:t>
+              <w:t>3 min 25 seg</w:t>
             </w:r>
           </w:p>
         </w:tc>
       </w:tr>
     </w:tbl>
     <w:p/>
+    <w:p/>
+    <w:p>
+      <w:pPr>
+        <w:jc w:val="both"/>
+      </w:pPr>
+      <w:r>
+        <w:rPr>
+          <w:sz w:val="24"/>
+          <w:rFonts w:ascii="Calibri" w:hAnsi="Calibri" w:cs="Calibri" w:eastAsia="Calibri"/>
+        </w:rPr>
+        <w:t>Verificar el estado inicial de la línea</w:t>
+      </w:r>
+    </w:p>
+    <w:p/>
+    <w:p>
+      <w:pPr>
+        <w:jc w:val="center"/>
+      </w:pPr>
+      <w:r>
+        <w:drawing>
+          <wp:inline distT="0" distR="0" distB="0" distL="0">
+            <wp:extent cx="6350000" cy="3810000"/>
+            <wp:docPr id="0" name="Drawing 0" descr="Verificar_el_estado_inicial_de_la_l_nea_1_05_12_2025 15_57_23.png"/>
+            <a:graphic xmlns:a="http://schemas.openxmlformats.org/drawingml/2006/main">
+              <a:graphicData uri="http://schemas.openxmlformats.org/drawingml/2006/picture">
+                <pic:pic xmlns:pic="http://schemas.openxmlformats.org/drawingml/2006/picture">
+                  <pic:nvPicPr>
+                    <pic:cNvPr id="0" name="Picture 0" descr="Verificar_el_estado_inicial_de_la_l_nea_1_05_12_2025 15_57_23.png"/>
+                    <pic:cNvPicPr>
+                      <a:picLocks noChangeAspect="true"/>
+                    </pic:cNvPicPr>
+                  </pic:nvPicPr>
+                  <pic:blipFill>
+                    <a:blip r:embed="rId11"/>
+                    <a:stretch>
+                      <a:fillRect/>
+                    </a:stretch>
+                  </pic:blipFill>
+                  <pic:spPr>
+                    <a:xfrm>
+                      <a:off x="0" y="0"/>
+                      <a:ext cx="6350000" cy="3810000"/>
+                    </a:xfrm>
+                    <a:prstGeom prst="rect">
+                      <a:avLst/>
+                    </a:prstGeom>
+                  </pic:spPr>
+                </pic:pic>
+              </a:graphicData>
+            </a:graphic>
+          </wp:inline>
+        </w:drawing>
+      </w:r>
+    </w:p>
     <w:p/>
     <w:sectPr>
       <w:headerReference w:type="default" r:id="rId8"/>

--- a/ruta/EXXO.docx
+++ b/ruta/EXXO.docx
@@ -31,7 +31,7 @@
           </w:tcPr>
           <w:p>
             <w:r>
-              <w:t>Consulta inicial del estado de la linea en CMAX</w:t>
+              <w:t>{{ESCENARIO}}</w:t>
             </w:r>
           </w:p>
         </w:tc>
@@ -89,7 +89,7 @@
           </w:tcPr>
           <w:p>
             <w:r>
-              <w:t>05/12/2025 16:00:10</w:t>
+              <w:t>{{FECHA}}</w:t>
             </w:r>
           </w:p>
         </w:tc>
@@ -121,10 +121,7 @@
               <w:rPr>
                 <w:bCs/>
               </w:rPr>
-              <w:t>Línea validada: 3102223558
-✅ Verificar el estado inicial de la línea
-❌ Falló en: Verificar el estado inicial de la línea
-⚠️ Prueba fallida.</w:t>
+              <w:t>{{CONCLUSION}}</w:t>
             </w:r>
           </w:p>
         </w:tc>
@@ -160,7 +157,7 @@
                 <w:rFonts w:ascii="Calibri" w:hAnsi="Calibri" w:cs="Calibri"/>
                 <w:color w:val="000000"/>
               </w:rPr>
-              <w:t>3102223558</w:t>
+              <w:t>{{LINEA}}</w:t>
             </w:r>
           </w:p>
         </w:tc>
@@ -193,67 +190,13 @@
                 <w:rFonts w:ascii="Calibri" w:hAnsi="Calibri" w:cs="Calibri"/>
                 <w:color w:val="000000"/>
               </w:rPr>
-              <w:t>3 min 25 seg</w:t>
+              <w:t>{{DURACION}}</w:t>
             </w:r>
           </w:p>
         </w:tc>
       </w:tr>
     </w:tbl>
     <w:p/>
-    <w:p/>
-    <w:p>
-      <w:pPr>
-        <w:jc w:val="both"/>
-      </w:pPr>
-      <w:r>
-        <w:rPr>
-          <w:sz w:val="24"/>
-          <w:rFonts w:ascii="Calibri" w:hAnsi="Calibri" w:cs="Calibri" w:eastAsia="Calibri"/>
-        </w:rPr>
-        <w:t>Verificar el estado inicial de la línea</w:t>
-      </w:r>
-    </w:p>
-    <w:p/>
-    <w:p>
-      <w:pPr>
-        <w:jc w:val="center"/>
-      </w:pPr>
-      <w:r>
-        <w:drawing>
-          <wp:inline distT="0" distR="0" distB="0" distL="0">
-            <wp:extent cx="6350000" cy="3810000"/>
-            <wp:docPr id="0" name="Drawing 0" descr="Verificar_el_estado_inicial_de_la_l_nea_1_05_12_2025 15_57_23.png"/>
-            <a:graphic xmlns:a="http://schemas.openxmlformats.org/drawingml/2006/main">
-              <a:graphicData uri="http://schemas.openxmlformats.org/drawingml/2006/picture">
-                <pic:pic xmlns:pic="http://schemas.openxmlformats.org/drawingml/2006/picture">
-                  <pic:nvPicPr>
-                    <pic:cNvPr id="0" name="Picture 0" descr="Verificar_el_estado_inicial_de_la_l_nea_1_05_12_2025 15_57_23.png"/>
-                    <pic:cNvPicPr>
-                      <a:picLocks noChangeAspect="true"/>
-                    </pic:cNvPicPr>
-                  </pic:nvPicPr>
-                  <pic:blipFill>
-                    <a:blip r:embed="rId11"/>
-                    <a:stretch>
-                      <a:fillRect/>
-                    </a:stretch>
-                  </pic:blipFill>
-                  <pic:spPr>
-                    <a:xfrm>
-                      <a:off x="0" y="0"/>
-                      <a:ext cx="6350000" cy="3810000"/>
-                    </a:xfrm>
-                    <a:prstGeom prst="rect">
-                      <a:avLst/>
-                    </a:prstGeom>
-                  </pic:spPr>
-                </pic:pic>
-              </a:graphicData>
-            </a:graphic>
-          </wp:inline>
-        </w:drawing>
-      </w:r>
-    </w:p>
     <w:p/>
     <w:sectPr>
       <w:headerReference w:type="default" r:id="rId8"/>

--- a/ruta/EXXO.docx
+++ b/ruta/EXXO.docx
@@ -197,6 +197,474 @@
       </w:tr>
     </w:tbl>
     <w:p/>
+    <w:p/>
+    <w:p>
+      <w:pPr>
+        <w:jc w:val="both"/>
+      </w:pPr>
+      <w:r>
+        <w:rPr>
+          <w:sz w:val="24"/>
+        </w:rPr>
+        <w:t>Verificar el estado inicial de la linea</w:t>
+      </w:r>
+    </w:p>
+    <w:p>
+      <w:pPr>
+        <w:jc w:val="center"/>
+      </w:pPr>
+      <w:r>
+        <w:drawing>
+          <wp:inline distT="0" distR="0" distB="0" distL="0">
+            <wp:extent cx="6858000" cy="3848100"/>
+            <wp:docPr id="0" name="Drawing 0" descr="Verificar_el_estado_inicial_de_la_linea__.png"/>
+            <a:graphic xmlns:a="http://schemas.openxmlformats.org/drawingml/2006/main">
+              <a:graphicData uri="http://schemas.openxmlformats.org/drawingml/2006/picture">
+                <pic:pic xmlns:pic="http://schemas.openxmlformats.org/drawingml/2006/picture">
+                  <pic:nvPicPr>
+                    <pic:cNvPr id="0" name="Picture 0" descr="Verificar_el_estado_inicial_de_la_linea__.png"/>
+                    <pic:cNvPicPr>
+                      <a:picLocks noChangeAspect="true"/>
+                    </pic:cNvPicPr>
+                  </pic:nvPicPr>
+                  <pic:blipFill>
+                    <a:blip r:embed="rId11"/>
+                    <a:stretch>
+                      <a:fillRect/>
+                    </a:stretch>
+                  </pic:blipFill>
+                  <pic:spPr>
+                    <a:xfrm>
+                      <a:off x="0" y="0"/>
+                      <a:ext cx="6858000" cy="3848100"/>
+                    </a:xfrm>
+                    <a:prstGeom prst="rect">
+                      <a:avLst/>
+                    </a:prstGeom>
+                  </pic:spPr>
+                </pic:pic>
+              </a:graphicData>
+            </a:graphic>
+          </wp:inline>
+        </w:drawing>
+      </w:r>
+    </w:p>
+    <w:p/>
+    <w:p>
+      <w:pPr>
+        <w:jc w:val="both"/>
+      </w:pPr>
+      <w:r>
+        <w:rPr>
+          <w:sz w:val="24"/>
+        </w:rPr>
+        <w:t>Se valida el resumen de la cuenta para SC</w:t>
+      </w:r>
+    </w:p>
+    <w:p>
+      <w:pPr>
+        <w:jc w:val="center"/>
+      </w:pPr>
+      <w:r>
+        <w:drawing>
+          <wp:inline distT="0" distR="0" distB="0" distL="0">
+            <wp:extent cx="6858000" cy="3848100"/>
+            <wp:docPr id="1" name="Drawing 1" descr="Se_valida_el_resumen_de_la_cuenta_para_SC__.png"/>
+            <a:graphic xmlns:a="http://schemas.openxmlformats.org/drawingml/2006/main">
+              <a:graphicData uri="http://schemas.openxmlformats.org/drawingml/2006/picture">
+                <pic:pic xmlns:pic="http://schemas.openxmlformats.org/drawingml/2006/picture">
+                  <pic:nvPicPr>
+                    <pic:cNvPr id="0" name="Picture 1" descr="Se_valida_el_resumen_de_la_cuenta_para_SC__.png"/>
+                    <pic:cNvPicPr>
+                      <a:picLocks noChangeAspect="true"/>
+                    </pic:cNvPicPr>
+                  </pic:nvPicPr>
+                  <pic:blipFill>
+                    <a:blip r:embed="rId12"/>
+                    <a:stretch>
+                      <a:fillRect/>
+                    </a:stretch>
+                  </pic:blipFill>
+                  <pic:spPr>
+                    <a:xfrm>
+                      <a:off x="0" y="0"/>
+                      <a:ext cx="6858000" cy="3848100"/>
+                    </a:xfrm>
+                    <a:prstGeom prst="rect">
+                      <a:avLst/>
+                    </a:prstGeom>
+                  </pic:spPr>
+                </pic:pic>
+              </a:graphicData>
+            </a:graphic>
+          </wp:inline>
+        </w:drawing>
+      </w:r>
+    </w:p>
+    <w:p/>
+    <w:p>
+      <w:pPr>
+        <w:jc w:val="both"/>
+      </w:pPr>
+      <w:r>
+        <w:rPr>
+          <w:sz w:val="24"/>
+        </w:rPr>
+        <w:t>Se validan las ofertas activas</w:t>
+      </w:r>
+    </w:p>
+    <w:p>
+      <w:pPr>
+        <w:jc w:val="center"/>
+      </w:pPr>
+      <w:r>
+        <w:drawing>
+          <wp:inline distT="0" distR="0" distB="0" distL="0">
+            <wp:extent cx="6858000" cy="3848100"/>
+            <wp:docPr id="2" name="Drawing 2" descr="Se_validan_las_ofertas_activas__.png"/>
+            <a:graphic xmlns:a="http://schemas.openxmlformats.org/drawingml/2006/main">
+              <a:graphicData uri="http://schemas.openxmlformats.org/drawingml/2006/picture">
+                <pic:pic xmlns:pic="http://schemas.openxmlformats.org/drawingml/2006/picture">
+                  <pic:nvPicPr>
+                    <pic:cNvPr id="0" name="Picture 2" descr="Se_validan_las_ofertas_activas__.png"/>
+                    <pic:cNvPicPr>
+                      <a:picLocks noChangeAspect="true"/>
+                    </pic:cNvPicPr>
+                  </pic:nvPicPr>
+                  <pic:blipFill>
+                    <a:blip r:embed="rId13"/>
+                    <a:stretch>
+                      <a:fillRect/>
+                    </a:stretch>
+                  </pic:blipFill>
+                  <pic:spPr>
+                    <a:xfrm>
+                      <a:off x="0" y="0"/>
+                      <a:ext cx="6858000" cy="3848100"/>
+                    </a:xfrm>
+                    <a:prstGeom prst="rect">
+                      <a:avLst/>
+                    </a:prstGeom>
+                  </pic:spPr>
+                </pic:pic>
+              </a:graphicData>
+            </a:graphic>
+          </wp:inline>
+        </w:drawing>
+      </w:r>
+    </w:p>
+    <w:p/>
+    <w:p>
+      <w:pPr>
+        <w:jc w:val="both"/>
+      </w:pPr>
+      <w:r>
+        <w:rPr>
+          <w:sz w:val="24"/>
+        </w:rPr>
+        <w:t>Se valida acceso a cuentas dedicadas</w:t>
+      </w:r>
+    </w:p>
+    <w:p>
+      <w:pPr>
+        <w:jc w:val="center"/>
+      </w:pPr>
+      <w:r>
+        <w:drawing>
+          <wp:inline distT="0" distR="0" distB="0" distL="0">
+            <wp:extent cx="6858000" cy="3848100"/>
+            <wp:docPr id="3" name="Drawing 3" descr="Se_valida_acceso_a_cuentas_dedicadas__.png"/>
+            <a:graphic xmlns:a="http://schemas.openxmlformats.org/drawingml/2006/main">
+              <a:graphicData uri="http://schemas.openxmlformats.org/drawingml/2006/picture">
+                <pic:pic xmlns:pic="http://schemas.openxmlformats.org/drawingml/2006/picture">
+                  <pic:nvPicPr>
+                    <pic:cNvPr id="0" name="Picture 3" descr="Se_valida_acceso_a_cuentas_dedicadas__.png"/>
+                    <pic:cNvPicPr>
+                      <a:picLocks noChangeAspect="true"/>
+                    </pic:cNvPicPr>
+                  </pic:nvPicPr>
+                  <pic:blipFill>
+                    <a:blip r:embed="rId14"/>
+                    <a:stretch>
+                      <a:fillRect/>
+                    </a:stretch>
+                  </pic:blipFill>
+                  <pic:spPr>
+                    <a:xfrm>
+                      <a:off x="0" y="0"/>
+                      <a:ext cx="6858000" cy="3848100"/>
+                    </a:xfrm>
+                    <a:prstGeom prst="rect">
+                      <a:avLst/>
+                    </a:prstGeom>
+                  </pic:spPr>
+                </pic:pic>
+              </a:graphicData>
+            </a:graphic>
+          </wp:inline>
+        </w:drawing>
+      </w:r>
+    </w:p>
+    <w:p/>
+    <w:p>
+      <w:pPr>
+        <w:jc w:val="both"/>
+      </w:pPr>
+      <w:r>
+        <w:rPr>
+          <w:sz w:val="24"/>
+        </w:rPr>
+        <w:t>Se validan los saldos desde cuentas dedicadas</w:t>
+      </w:r>
+    </w:p>
+    <w:p>
+      <w:pPr>
+        <w:jc w:val="center"/>
+      </w:pPr>
+      <w:r>
+        <w:drawing>
+          <wp:inline distT="0" distR="0" distB="0" distL="0">
+            <wp:extent cx="6858000" cy="3848100"/>
+            <wp:docPr id="4" name="Drawing 4" descr="Se_validan_los_saldos_desde_cuentas_dedicadas__.png"/>
+            <a:graphic xmlns:a="http://schemas.openxmlformats.org/drawingml/2006/main">
+              <a:graphicData uri="http://schemas.openxmlformats.org/drawingml/2006/picture">
+                <pic:pic xmlns:pic="http://schemas.openxmlformats.org/drawingml/2006/picture">
+                  <pic:nvPicPr>
+                    <pic:cNvPr id="0" name="Picture 4" descr="Se_validan_los_saldos_desde_cuentas_dedicadas__.png"/>
+                    <pic:cNvPicPr>
+                      <a:picLocks noChangeAspect="true"/>
+                    </pic:cNvPicPr>
+                  </pic:nvPicPr>
+                  <pic:blipFill>
+                    <a:blip r:embed="rId15"/>
+                    <a:stretch>
+                      <a:fillRect/>
+                    </a:stretch>
+                  </pic:blipFill>
+                  <pic:spPr>
+                    <a:xfrm>
+                      <a:off x="0" y="0"/>
+                      <a:ext cx="6858000" cy="3848100"/>
+                    </a:xfrm>
+                    <a:prstGeom prst="rect">
+                      <a:avLst/>
+                    </a:prstGeom>
+                  </pic:spPr>
+                </pic:pic>
+              </a:graphicData>
+            </a:graphic>
+          </wp:inline>
+        </w:drawing>
+      </w:r>
+    </w:p>
+    <w:p/>
+    <w:p>
+      <w:pPr>
+        <w:jc w:val="both"/>
+      </w:pPr>
+      <w:r>
+        <w:rPr>
+          <w:sz w:val="24"/>
+        </w:rPr>
+        <w:t>Se validan los acumuladores de uso pagina 1</w:t>
+      </w:r>
+    </w:p>
+    <w:p>
+      <w:pPr>
+        <w:jc w:val="center"/>
+      </w:pPr>
+      <w:r>
+        <w:drawing>
+          <wp:inline distT="0" distR="0" distB="0" distL="0">
+            <wp:extent cx="6858000" cy="3848100"/>
+            <wp:docPr id="5" name="Drawing 5" descr="Se_validan_los_acumuladores_de_uso_pagina_1__.png"/>
+            <a:graphic xmlns:a="http://schemas.openxmlformats.org/drawingml/2006/main">
+              <a:graphicData uri="http://schemas.openxmlformats.org/drawingml/2006/picture">
+                <pic:pic xmlns:pic="http://schemas.openxmlformats.org/drawingml/2006/picture">
+                  <pic:nvPicPr>
+                    <pic:cNvPr id="0" name="Picture 5" descr="Se_validan_los_acumuladores_de_uso_pagina_1__.png"/>
+                    <pic:cNvPicPr>
+                      <a:picLocks noChangeAspect="true"/>
+                    </pic:cNvPicPr>
+                  </pic:nvPicPr>
+                  <pic:blipFill>
+                    <a:blip r:embed="rId16"/>
+                    <a:stretch>
+                      <a:fillRect/>
+                    </a:stretch>
+                  </pic:blipFill>
+                  <pic:spPr>
+                    <a:xfrm>
+                      <a:off x="0" y="0"/>
+                      <a:ext cx="6858000" cy="3848100"/>
+                    </a:xfrm>
+                    <a:prstGeom prst="rect">
+                      <a:avLst/>
+                    </a:prstGeom>
+                  </pic:spPr>
+                </pic:pic>
+              </a:graphicData>
+            </a:graphic>
+          </wp:inline>
+        </w:drawing>
+      </w:r>
+    </w:p>
+    <w:p/>
+    <w:p>
+      <w:pPr>
+        <w:jc w:val="both"/>
+      </w:pPr>
+      <w:r>
+        <w:rPr>
+          <w:sz w:val="24"/>
+        </w:rPr>
+        <w:t>Se validan los acumuladores de uso pagina 2</w:t>
+      </w:r>
+    </w:p>
+    <w:p>
+      <w:pPr>
+        <w:jc w:val="center"/>
+      </w:pPr>
+      <w:r>
+        <w:drawing>
+          <wp:inline distT="0" distR="0" distB="0" distL="0">
+            <wp:extent cx="6858000" cy="3848100"/>
+            <wp:docPr id="6" name="Drawing 6" descr="Se_validan_los_acumuladores_de_uso_pagina_2__.png"/>
+            <a:graphic xmlns:a="http://schemas.openxmlformats.org/drawingml/2006/main">
+              <a:graphicData uri="http://schemas.openxmlformats.org/drawingml/2006/picture">
+                <pic:pic xmlns:pic="http://schemas.openxmlformats.org/drawingml/2006/picture">
+                  <pic:nvPicPr>
+                    <pic:cNvPr id="0" name="Picture 6" descr="Se_validan_los_acumuladores_de_uso_pagina_2__.png"/>
+                    <pic:cNvPicPr>
+                      <a:picLocks noChangeAspect="true"/>
+                    </pic:cNvPicPr>
+                  </pic:nvPicPr>
+                  <pic:blipFill>
+                    <a:blip r:embed="rId17"/>
+                    <a:stretch>
+                      <a:fillRect/>
+                    </a:stretch>
+                  </pic:blipFill>
+                  <pic:spPr>
+                    <a:xfrm>
+                      <a:off x="0" y="0"/>
+                      <a:ext cx="6858000" cy="3848100"/>
+                    </a:xfrm>
+                    <a:prstGeom prst="rect">
+                      <a:avLst/>
+                    </a:prstGeom>
+                  </pic:spPr>
+                </pic:pic>
+              </a:graphicData>
+            </a:graphic>
+          </wp:inline>
+        </w:drawing>
+      </w:r>
+    </w:p>
+    <w:p/>
+    <w:p>
+      <w:pPr>
+        <w:jc w:val="both"/>
+      </w:pPr>
+      <w:r>
+        <w:rPr>
+          <w:sz w:val="24"/>
+        </w:rPr>
+        <w:t>Se validan los acumuladores de uso pagina 3</w:t>
+      </w:r>
+    </w:p>
+    <w:p>
+      <w:pPr>
+        <w:jc w:val="center"/>
+      </w:pPr>
+      <w:r>
+        <w:drawing>
+          <wp:inline distT="0" distR="0" distB="0" distL="0">
+            <wp:extent cx="6858000" cy="3848100"/>
+            <wp:docPr id="7" name="Drawing 7" descr="Se_validan_los_acumuladores_de_uso_pagina_3__.png"/>
+            <a:graphic xmlns:a="http://schemas.openxmlformats.org/drawingml/2006/main">
+              <a:graphicData uri="http://schemas.openxmlformats.org/drawingml/2006/picture">
+                <pic:pic xmlns:pic="http://schemas.openxmlformats.org/drawingml/2006/picture">
+                  <pic:nvPicPr>
+                    <pic:cNvPr id="0" name="Picture 7" descr="Se_validan_los_acumuladores_de_uso_pagina_3__.png"/>
+                    <pic:cNvPicPr>
+                      <a:picLocks noChangeAspect="true"/>
+                    </pic:cNvPicPr>
+                  </pic:nvPicPr>
+                  <pic:blipFill>
+                    <a:blip r:embed="rId18"/>
+                    <a:stretch>
+                      <a:fillRect/>
+                    </a:stretch>
+                  </pic:blipFill>
+                  <pic:spPr>
+                    <a:xfrm>
+                      <a:off x="0" y="0"/>
+                      <a:ext cx="6858000" cy="3848100"/>
+                    </a:xfrm>
+                    <a:prstGeom prst="rect">
+                      <a:avLst/>
+                    </a:prstGeom>
+                  </pic:spPr>
+                </pic:pic>
+              </a:graphicData>
+            </a:graphic>
+          </wp:inline>
+        </w:drawing>
+      </w:r>
+    </w:p>
+    <w:p/>
+    <w:p>
+      <w:pPr>
+        <w:jc w:val="both"/>
+      </w:pPr>
+      <w:r>
+        <w:rPr>
+          <w:sz w:val="24"/>
+        </w:rPr>
+        <w:t>Se validan los acumuladores de uso pagina 4</w:t>
+      </w:r>
+    </w:p>
+    <w:p>
+      <w:pPr>
+        <w:jc w:val="center"/>
+      </w:pPr>
+      <w:r>
+        <w:drawing>
+          <wp:inline distT="0" distR="0" distB="0" distL="0">
+            <wp:extent cx="6858000" cy="3848100"/>
+            <wp:docPr id="8" name="Drawing 8" descr="Se_validan_los_acumuladores_de_uso_pagina_4__.png"/>
+            <a:graphic xmlns:a="http://schemas.openxmlformats.org/drawingml/2006/main">
+              <a:graphicData uri="http://schemas.openxmlformats.org/drawingml/2006/picture">
+                <pic:pic xmlns:pic="http://schemas.openxmlformats.org/drawingml/2006/picture">
+                  <pic:nvPicPr>
+                    <pic:cNvPr id="0" name="Picture 8" descr="Se_validan_los_acumuladores_de_uso_pagina_4__.png"/>
+                    <pic:cNvPicPr>
+                      <a:picLocks noChangeAspect="true"/>
+                    </pic:cNvPicPr>
+                  </pic:nvPicPr>
+                  <pic:blipFill>
+                    <a:blip r:embed="rId19"/>
+                    <a:stretch>
+                      <a:fillRect/>
+                    </a:stretch>
+                  </pic:blipFill>
+                  <pic:spPr>
+                    <a:xfrm>
+                      <a:off x="0" y="0"/>
+                      <a:ext cx="6858000" cy="3848100"/>
+                    </a:xfrm>
+                    <a:prstGeom prst="rect">
+                      <a:avLst/>
+                    </a:prstGeom>
+                  </pic:spPr>
+                </pic:pic>
+              </a:graphicData>
+            </a:graphic>
+          </wp:inline>
+        </w:drawing>
+      </w:r>
+    </w:p>
     <w:p/>
     <w:sectPr>
       <w:headerReference w:type="default" r:id="rId8"/>

--- a/ruta/EXXO.docx
+++ b/ruta/EXXO.docx
@@ -197,474 +197,6 @@
       </w:tr>
     </w:tbl>
     <w:p/>
-    <w:p/>
-    <w:p>
-      <w:pPr>
-        <w:jc w:val="both"/>
-      </w:pPr>
-      <w:r>
-        <w:rPr>
-          <w:sz w:val="24"/>
-        </w:rPr>
-        <w:t>Verificar el estado inicial de la linea</w:t>
-      </w:r>
-    </w:p>
-    <w:p>
-      <w:pPr>
-        <w:jc w:val="center"/>
-      </w:pPr>
-      <w:r>
-        <w:drawing>
-          <wp:inline distT="0" distR="0" distB="0" distL="0">
-            <wp:extent cx="6858000" cy="3848100"/>
-            <wp:docPr id="0" name="Drawing 0" descr="Verificar_el_estado_inicial_de_la_linea__.png"/>
-            <a:graphic xmlns:a="http://schemas.openxmlformats.org/drawingml/2006/main">
-              <a:graphicData uri="http://schemas.openxmlformats.org/drawingml/2006/picture">
-                <pic:pic xmlns:pic="http://schemas.openxmlformats.org/drawingml/2006/picture">
-                  <pic:nvPicPr>
-                    <pic:cNvPr id="0" name="Picture 0" descr="Verificar_el_estado_inicial_de_la_linea__.png"/>
-                    <pic:cNvPicPr>
-                      <a:picLocks noChangeAspect="true"/>
-                    </pic:cNvPicPr>
-                  </pic:nvPicPr>
-                  <pic:blipFill>
-                    <a:blip r:embed="rId11"/>
-                    <a:stretch>
-                      <a:fillRect/>
-                    </a:stretch>
-                  </pic:blipFill>
-                  <pic:spPr>
-                    <a:xfrm>
-                      <a:off x="0" y="0"/>
-                      <a:ext cx="6858000" cy="3848100"/>
-                    </a:xfrm>
-                    <a:prstGeom prst="rect">
-                      <a:avLst/>
-                    </a:prstGeom>
-                  </pic:spPr>
-                </pic:pic>
-              </a:graphicData>
-            </a:graphic>
-          </wp:inline>
-        </w:drawing>
-      </w:r>
-    </w:p>
-    <w:p/>
-    <w:p>
-      <w:pPr>
-        <w:jc w:val="both"/>
-      </w:pPr>
-      <w:r>
-        <w:rPr>
-          <w:sz w:val="24"/>
-        </w:rPr>
-        <w:t>Se valida el resumen de la cuenta para SC</w:t>
-      </w:r>
-    </w:p>
-    <w:p>
-      <w:pPr>
-        <w:jc w:val="center"/>
-      </w:pPr>
-      <w:r>
-        <w:drawing>
-          <wp:inline distT="0" distR="0" distB="0" distL="0">
-            <wp:extent cx="6858000" cy="3848100"/>
-            <wp:docPr id="1" name="Drawing 1" descr="Se_valida_el_resumen_de_la_cuenta_para_SC__.png"/>
-            <a:graphic xmlns:a="http://schemas.openxmlformats.org/drawingml/2006/main">
-              <a:graphicData uri="http://schemas.openxmlformats.org/drawingml/2006/picture">
-                <pic:pic xmlns:pic="http://schemas.openxmlformats.org/drawingml/2006/picture">
-                  <pic:nvPicPr>
-                    <pic:cNvPr id="0" name="Picture 1" descr="Se_valida_el_resumen_de_la_cuenta_para_SC__.png"/>
-                    <pic:cNvPicPr>
-                      <a:picLocks noChangeAspect="true"/>
-                    </pic:cNvPicPr>
-                  </pic:nvPicPr>
-                  <pic:blipFill>
-                    <a:blip r:embed="rId12"/>
-                    <a:stretch>
-                      <a:fillRect/>
-                    </a:stretch>
-                  </pic:blipFill>
-                  <pic:spPr>
-                    <a:xfrm>
-                      <a:off x="0" y="0"/>
-                      <a:ext cx="6858000" cy="3848100"/>
-                    </a:xfrm>
-                    <a:prstGeom prst="rect">
-                      <a:avLst/>
-                    </a:prstGeom>
-                  </pic:spPr>
-                </pic:pic>
-              </a:graphicData>
-            </a:graphic>
-          </wp:inline>
-        </w:drawing>
-      </w:r>
-    </w:p>
-    <w:p/>
-    <w:p>
-      <w:pPr>
-        <w:jc w:val="both"/>
-      </w:pPr>
-      <w:r>
-        <w:rPr>
-          <w:sz w:val="24"/>
-        </w:rPr>
-        <w:t>Se validan las ofertas activas</w:t>
-      </w:r>
-    </w:p>
-    <w:p>
-      <w:pPr>
-        <w:jc w:val="center"/>
-      </w:pPr>
-      <w:r>
-        <w:drawing>
-          <wp:inline distT="0" distR="0" distB="0" distL="0">
-            <wp:extent cx="6858000" cy="3848100"/>
-            <wp:docPr id="2" name="Drawing 2" descr="Se_validan_las_ofertas_activas__.png"/>
-            <a:graphic xmlns:a="http://schemas.openxmlformats.org/drawingml/2006/main">
-              <a:graphicData uri="http://schemas.openxmlformats.org/drawingml/2006/picture">
-                <pic:pic xmlns:pic="http://schemas.openxmlformats.org/drawingml/2006/picture">
-                  <pic:nvPicPr>
-                    <pic:cNvPr id="0" name="Picture 2" descr="Se_validan_las_ofertas_activas__.png"/>
-                    <pic:cNvPicPr>
-                      <a:picLocks noChangeAspect="true"/>
-                    </pic:cNvPicPr>
-                  </pic:nvPicPr>
-                  <pic:blipFill>
-                    <a:blip r:embed="rId13"/>
-                    <a:stretch>
-                      <a:fillRect/>
-                    </a:stretch>
-                  </pic:blipFill>
-                  <pic:spPr>
-                    <a:xfrm>
-                      <a:off x="0" y="0"/>
-                      <a:ext cx="6858000" cy="3848100"/>
-                    </a:xfrm>
-                    <a:prstGeom prst="rect">
-                      <a:avLst/>
-                    </a:prstGeom>
-                  </pic:spPr>
-                </pic:pic>
-              </a:graphicData>
-            </a:graphic>
-          </wp:inline>
-        </w:drawing>
-      </w:r>
-    </w:p>
-    <w:p/>
-    <w:p>
-      <w:pPr>
-        <w:jc w:val="both"/>
-      </w:pPr>
-      <w:r>
-        <w:rPr>
-          <w:sz w:val="24"/>
-        </w:rPr>
-        <w:t>Se valida acceso a cuentas dedicadas</w:t>
-      </w:r>
-    </w:p>
-    <w:p>
-      <w:pPr>
-        <w:jc w:val="center"/>
-      </w:pPr>
-      <w:r>
-        <w:drawing>
-          <wp:inline distT="0" distR="0" distB="0" distL="0">
-            <wp:extent cx="6858000" cy="3848100"/>
-            <wp:docPr id="3" name="Drawing 3" descr="Se_valida_acceso_a_cuentas_dedicadas__.png"/>
-            <a:graphic xmlns:a="http://schemas.openxmlformats.org/drawingml/2006/main">
-              <a:graphicData uri="http://schemas.openxmlformats.org/drawingml/2006/picture">
-                <pic:pic xmlns:pic="http://schemas.openxmlformats.org/drawingml/2006/picture">
-                  <pic:nvPicPr>
-                    <pic:cNvPr id="0" name="Picture 3" descr="Se_valida_acceso_a_cuentas_dedicadas__.png"/>
-                    <pic:cNvPicPr>
-                      <a:picLocks noChangeAspect="true"/>
-                    </pic:cNvPicPr>
-                  </pic:nvPicPr>
-                  <pic:blipFill>
-                    <a:blip r:embed="rId14"/>
-                    <a:stretch>
-                      <a:fillRect/>
-                    </a:stretch>
-                  </pic:blipFill>
-                  <pic:spPr>
-                    <a:xfrm>
-                      <a:off x="0" y="0"/>
-                      <a:ext cx="6858000" cy="3848100"/>
-                    </a:xfrm>
-                    <a:prstGeom prst="rect">
-                      <a:avLst/>
-                    </a:prstGeom>
-                  </pic:spPr>
-                </pic:pic>
-              </a:graphicData>
-            </a:graphic>
-          </wp:inline>
-        </w:drawing>
-      </w:r>
-    </w:p>
-    <w:p/>
-    <w:p>
-      <w:pPr>
-        <w:jc w:val="both"/>
-      </w:pPr>
-      <w:r>
-        <w:rPr>
-          <w:sz w:val="24"/>
-        </w:rPr>
-        <w:t>Se validan los saldos desde cuentas dedicadas</w:t>
-      </w:r>
-    </w:p>
-    <w:p>
-      <w:pPr>
-        <w:jc w:val="center"/>
-      </w:pPr>
-      <w:r>
-        <w:drawing>
-          <wp:inline distT="0" distR="0" distB="0" distL="0">
-            <wp:extent cx="6858000" cy="3848100"/>
-            <wp:docPr id="4" name="Drawing 4" descr="Se_validan_los_saldos_desde_cuentas_dedicadas__.png"/>
-            <a:graphic xmlns:a="http://schemas.openxmlformats.org/drawingml/2006/main">
-              <a:graphicData uri="http://schemas.openxmlformats.org/drawingml/2006/picture">
-                <pic:pic xmlns:pic="http://schemas.openxmlformats.org/drawingml/2006/picture">
-                  <pic:nvPicPr>
-                    <pic:cNvPr id="0" name="Picture 4" descr="Se_validan_los_saldos_desde_cuentas_dedicadas__.png"/>
-                    <pic:cNvPicPr>
-                      <a:picLocks noChangeAspect="true"/>
-                    </pic:cNvPicPr>
-                  </pic:nvPicPr>
-                  <pic:blipFill>
-                    <a:blip r:embed="rId15"/>
-                    <a:stretch>
-                      <a:fillRect/>
-                    </a:stretch>
-                  </pic:blipFill>
-                  <pic:spPr>
-                    <a:xfrm>
-                      <a:off x="0" y="0"/>
-                      <a:ext cx="6858000" cy="3848100"/>
-                    </a:xfrm>
-                    <a:prstGeom prst="rect">
-                      <a:avLst/>
-                    </a:prstGeom>
-                  </pic:spPr>
-                </pic:pic>
-              </a:graphicData>
-            </a:graphic>
-          </wp:inline>
-        </w:drawing>
-      </w:r>
-    </w:p>
-    <w:p/>
-    <w:p>
-      <w:pPr>
-        <w:jc w:val="both"/>
-      </w:pPr>
-      <w:r>
-        <w:rPr>
-          <w:sz w:val="24"/>
-        </w:rPr>
-        <w:t>Se validan los acumuladores de uso pagina 1</w:t>
-      </w:r>
-    </w:p>
-    <w:p>
-      <w:pPr>
-        <w:jc w:val="center"/>
-      </w:pPr>
-      <w:r>
-        <w:drawing>
-          <wp:inline distT="0" distR="0" distB="0" distL="0">
-            <wp:extent cx="6858000" cy="3848100"/>
-            <wp:docPr id="5" name="Drawing 5" descr="Se_validan_los_acumuladores_de_uso_pagina_1__.png"/>
-            <a:graphic xmlns:a="http://schemas.openxmlformats.org/drawingml/2006/main">
-              <a:graphicData uri="http://schemas.openxmlformats.org/drawingml/2006/picture">
-                <pic:pic xmlns:pic="http://schemas.openxmlformats.org/drawingml/2006/picture">
-                  <pic:nvPicPr>
-                    <pic:cNvPr id="0" name="Picture 5" descr="Se_validan_los_acumuladores_de_uso_pagina_1__.png"/>
-                    <pic:cNvPicPr>
-                      <a:picLocks noChangeAspect="true"/>
-                    </pic:cNvPicPr>
-                  </pic:nvPicPr>
-                  <pic:blipFill>
-                    <a:blip r:embed="rId16"/>
-                    <a:stretch>
-                      <a:fillRect/>
-                    </a:stretch>
-                  </pic:blipFill>
-                  <pic:spPr>
-                    <a:xfrm>
-                      <a:off x="0" y="0"/>
-                      <a:ext cx="6858000" cy="3848100"/>
-                    </a:xfrm>
-                    <a:prstGeom prst="rect">
-                      <a:avLst/>
-                    </a:prstGeom>
-                  </pic:spPr>
-                </pic:pic>
-              </a:graphicData>
-            </a:graphic>
-          </wp:inline>
-        </w:drawing>
-      </w:r>
-    </w:p>
-    <w:p/>
-    <w:p>
-      <w:pPr>
-        <w:jc w:val="both"/>
-      </w:pPr>
-      <w:r>
-        <w:rPr>
-          <w:sz w:val="24"/>
-        </w:rPr>
-        <w:t>Se validan los acumuladores de uso pagina 2</w:t>
-      </w:r>
-    </w:p>
-    <w:p>
-      <w:pPr>
-        <w:jc w:val="center"/>
-      </w:pPr>
-      <w:r>
-        <w:drawing>
-          <wp:inline distT="0" distR="0" distB="0" distL="0">
-            <wp:extent cx="6858000" cy="3848100"/>
-            <wp:docPr id="6" name="Drawing 6" descr="Se_validan_los_acumuladores_de_uso_pagina_2__.png"/>
-            <a:graphic xmlns:a="http://schemas.openxmlformats.org/drawingml/2006/main">
-              <a:graphicData uri="http://schemas.openxmlformats.org/drawingml/2006/picture">
-                <pic:pic xmlns:pic="http://schemas.openxmlformats.org/drawingml/2006/picture">
-                  <pic:nvPicPr>
-                    <pic:cNvPr id="0" name="Picture 6" descr="Se_validan_los_acumuladores_de_uso_pagina_2__.png"/>
-                    <pic:cNvPicPr>
-                      <a:picLocks noChangeAspect="true"/>
-                    </pic:cNvPicPr>
-                  </pic:nvPicPr>
-                  <pic:blipFill>
-                    <a:blip r:embed="rId17"/>
-                    <a:stretch>
-                      <a:fillRect/>
-                    </a:stretch>
-                  </pic:blipFill>
-                  <pic:spPr>
-                    <a:xfrm>
-                      <a:off x="0" y="0"/>
-                      <a:ext cx="6858000" cy="3848100"/>
-                    </a:xfrm>
-                    <a:prstGeom prst="rect">
-                      <a:avLst/>
-                    </a:prstGeom>
-                  </pic:spPr>
-                </pic:pic>
-              </a:graphicData>
-            </a:graphic>
-          </wp:inline>
-        </w:drawing>
-      </w:r>
-    </w:p>
-    <w:p/>
-    <w:p>
-      <w:pPr>
-        <w:jc w:val="both"/>
-      </w:pPr>
-      <w:r>
-        <w:rPr>
-          <w:sz w:val="24"/>
-        </w:rPr>
-        <w:t>Se validan los acumuladores de uso pagina 3</w:t>
-      </w:r>
-    </w:p>
-    <w:p>
-      <w:pPr>
-        <w:jc w:val="center"/>
-      </w:pPr>
-      <w:r>
-        <w:drawing>
-          <wp:inline distT="0" distR="0" distB="0" distL="0">
-            <wp:extent cx="6858000" cy="3848100"/>
-            <wp:docPr id="7" name="Drawing 7" descr="Se_validan_los_acumuladores_de_uso_pagina_3__.png"/>
-            <a:graphic xmlns:a="http://schemas.openxmlformats.org/drawingml/2006/main">
-              <a:graphicData uri="http://schemas.openxmlformats.org/drawingml/2006/picture">
-                <pic:pic xmlns:pic="http://schemas.openxmlformats.org/drawingml/2006/picture">
-                  <pic:nvPicPr>
-                    <pic:cNvPr id="0" name="Picture 7" descr="Se_validan_los_acumuladores_de_uso_pagina_3__.png"/>
-                    <pic:cNvPicPr>
-                      <a:picLocks noChangeAspect="true"/>
-                    </pic:cNvPicPr>
-                  </pic:nvPicPr>
-                  <pic:blipFill>
-                    <a:blip r:embed="rId18"/>
-                    <a:stretch>
-                      <a:fillRect/>
-                    </a:stretch>
-                  </pic:blipFill>
-                  <pic:spPr>
-                    <a:xfrm>
-                      <a:off x="0" y="0"/>
-                      <a:ext cx="6858000" cy="3848100"/>
-                    </a:xfrm>
-                    <a:prstGeom prst="rect">
-                      <a:avLst/>
-                    </a:prstGeom>
-                  </pic:spPr>
-                </pic:pic>
-              </a:graphicData>
-            </a:graphic>
-          </wp:inline>
-        </w:drawing>
-      </w:r>
-    </w:p>
-    <w:p/>
-    <w:p>
-      <w:pPr>
-        <w:jc w:val="both"/>
-      </w:pPr>
-      <w:r>
-        <w:rPr>
-          <w:sz w:val="24"/>
-        </w:rPr>
-        <w:t>Se validan los acumuladores de uso pagina 4</w:t>
-      </w:r>
-    </w:p>
-    <w:p>
-      <w:pPr>
-        <w:jc w:val="center"/>
-      </w:pPr>
-      <w:r>
-        <w:drawing>
-          <wp:inline distT="0" distR="0" distB="0" distL="0">
-            <wp:extent cx="6858000" cy="3848100"/>
-            <wp:docPr id="8" name="Drawing 8" descr="Se_validan_los_acumuladores_de_uso_pagina_4__.png"/>
-            <a:graphic xmlns:a="http://schemas.openxmlformats.org/drawingml/2006/main">
-              <a:graphicData uri="http://schemas.openxmlformats.org/drawingml/2006/picture">
-                <pic:pic xmlns:pic="http://schemas.openxmlformats.org/drawingml/2006/picture">
-                  <pic:nvPicPr>
-                    <pic:cNvPr id="0" name="Picture 8" descr="Se_validan_los_acumuladores_de_uso_pagina_4__.png"/>
-                    <pic:cNvPicPr>
-                      <a:picLocks noChangeAspect="true"/>
-                    </pic:cNvPicPr>
-                  </pic:nvPicPr>
-                  <pic:blipFill>
-                    <a:blip r:embed="rId19"/>
-                    <a:stretch>
-                      <a:fillRect/>
-                    </a:stretch>
-                  </pic:blipFill>
-                  <pic:spPr>
-                    <a:xfrm>
-                      <a:off x="0" y="0"/>
-                      <a:ext cx="6858000" cy="3848100"/>
-                    </a:xfrm>
-                    <a:prstGeom prst="rect">
-                      <a:avLst/>
-                    </a:prstGeom>
-                  </pic:spPr>
-                </pic:pic>
-              </a:graphicData>
-            </a:graphic>
-          </wp:inline>
-        </w:drawing>
-      </w:r>
-    </w:p>
     <w:p/>
     <w:sectPr>
       <w:headerReference w:type="default" r:id="rId8"/>

--- a/ruta/EXXO.docx
+++ b/ruta/EXXO.docx
@@ -198,6 +198,603 @@
     </w:tbl>
     <w:p/>
     <w:p/>
+    <w:p>
+      <w:r>
+        <w:drawing>
+          <wp:inline distT="0" distR="0" distB="0" distL="0">
+            <wp:extent cx="1701800" cy="3175000"/>
+            <wp:docPr id="0" name="Drawing 0" descr="captura_pantalla_15_04_2026_12_01_57.jpg"/>
+            <a:graphic xmlns:a="http://schemas.openxmlformats.org/drawingml/2006/main">
+              <a:graphicData uri="http://schemas.openxmlformats.org/drawingml/2006/picture">
+                <pic:pic xmlns:pic="http://schemas.openxmlformats.org/drawingml/2006/picture">
+                  <pic:nvPicPr>
+                    <pic:cNvPr id="0" name="Picture 0" descr="captura_pantalla_15_04_2026_12_01_57.jpg"/>
+                    <pic:cNvPicPr>
+                      <a:picLocks noChangeAspect="true"/>
+                    </pic:cNvPicPr>
+                  </pic:nvPicPr>
+                  <pic:blipFill>
+                    <a:blip r:embed="rId11"/>
+                    <a:stretch>
+                      <a:fillRect/>
+                    </a:stretch>
+                  </pic:blipFill>
+                  <pic:spPr>
+                    <a:xfrm>
+                      <a:off x="0" y="0"/>
+                      <a:ext cx="1701800" cy="3175000"/>
+                    </a:xfrm>
+                    <a:prstGeom prst="rect">
+                      <a:avLst/>
+                    </a:prstGeom>
+                  </pic:spPr>
+                </pic:pic>
+              </a:graphicData>
+            </a:graphic>
+          </wp:inline>
+        </w:drawing>
+      </w:r>
+      <w:r>
+        <w:drawing>
+          <wp:inline distT="0" distR="0" distB="0" distL="0">
+            <wp:extent cx="1701800" cy="3175000"/>
+            <wp:docPr id="1" name="Drawing 1" descr="captura_pantalla_15_04_2026_12_02_26.jpg"/>
+            <a:graphic xmlns:a="http://schemas.openxmlformats.org/drawingml/2006/main">
+              <a:graphicData uri="http://schemas.openxmlformats.org/drawingml/2006/picture">
+                <pic:pic xmlns:pic="http://schemas.openxmlformats.org/drawingml/2006/picture">
+                  <pic:nvPicPr>
+                    <pic:cNvPr id="0" name="Picture 1" descr="captura_pantalla_15_04_2026_12_02_26.jpg"/>
+                    <pic:cNvPicPr>
+                      <a:picLocks noChangeAspect="true"/>
+                    </pic:cNvPicPr>
+                  </pic:nvPicPr>
+                  <pic:blipFill>
+                    <a:blip r:embed="rId12"/>
+                    <a:stretch>
+                      <a:fillRect/>
+                    </a:stretch>
+                  </pic:blipFill>
+                  <pic:spPr>
+                    <a:xfrm>
+                      <a:off x="0" y="0"/>
+                      <a:ext cx="1701800" cy="3175000"/>
+                    </a:xfrm>
+                    <a:prstGeom prst="rect">
+                      <a:avLst/>
+                    </a:prstGeom>
+                  </pic:spPr>
+                </pic:pic>
+              </a:graphicData>
+            </a:graphic>
+          </wp:inline>
+        </w:drawing>
+      </w:r>
+      <w:r>
+        <w:drawing>
+          <wp:inline distT="0" distR="0" distB="0" distL="0">
+            <wp:extent cx="1701800" cy="3175000"/>
+            <wp:docPr id="2" name="Drawing 2" descr="captura_pantalla_15_04_2026_12_02_29.jpg"/>
+            <a:graphic xmlns:a="http://schemas.openxmlformats.org/drawingml/2006/main">
+              <a:graphicData uri="http://schemas.openxmlformats.org/drawingml/2006/picture">
+                <pic:pic xmlns:pic="http://schemas.openxmlformats.org/drawingml/2006/picture">
+                  <pic:nvPicPr>
+                    <pic:cNvPr id="0" name="Picture 2" descr="captura_pantalla_15_04_2026_12_02_29.jpg"/>
+                    <pic:cNvPicPr>
+                      <a:picLocks noChangeAspect="true"/>
+                    </pic:cNvPicPr>
+                  </pic:nvPicPr>
+                  <pic:blipFill>
+                    <a:blip r:embed="rId13"/>
+                    <a:stretch>
+                      <a:fillRect/>
+                    </a:stretch>
+                  </pic:blipFill>
+                  <pic:spPr>
+                    <a:xfrm>
+                      <a:off x="0" y="0"/>
+                      <a:ext cx="1701800" cy="3175000"/>
+                    </a:xfrm>
+                    <a:prstGeom prst="rect">
+                      <a:avLst/>
+                    </a:prstGeom>
+                  </pic:spPr>
+                </pic:pic>
+              </a:graphicData>
+            </a:graphic>
+          </wp:inline>
+        </w:drawing>
+      </w:r>
+      <w:r>
+        <w:drawing>
+          <wp:inline distT="0" distR="0" distB="0" distL="0">
+            <wp:extent cx="1701800" cy="3175000"/>
+            <wp:docPr id="3" name="Drawing 3" descr="captura_pantalla_15_04_2026_12_02_53.jpg"/>
+            <a:graphic xmlns:a="http://schemas.openxmlformats.org/drawingml/2006/main">
+              <a:graphicData uri="http://schemas.openxmlformats.org/drawingml/2006/picture">
+                <pic:pic xmlns:pic="http://schemas.openxmlformats.org/drawingml/2006/picture">
+                  <pic:nvPicPr>
+                    <pic:cNvPr id="0" name="Picture 3" descr="captura_pantalla_15_04_2026_12_02_53.jpg"/>
+                    <pic:cNvPicPr>
+                      <a:picLocks noChangeAspect="true"/>
+                    </pic:cNvPicPr>
+                  </pic:nvPicPr>
+                  <pic:blipFill>
+                    <a:blip r:embed="rId14"/>
+                    <a:stretch>
+                      <a:fillRect/>
+                    </a:stretch>
+                  </pic:blipFill>
+                  <pic:spPr>
+                    <a:xfrm>
+                      <a:off x="0" y="0"/>
+                      <a:ext cx="1701800" cy="3175000"/>
+                    </a:xfrm>
+                    <a:prstGeom prst="rect">
+                      <a:avLst/>
+                    </a:prstGeom>
+                  </pic:spPr>
+                </pic:pic>
+              </a:graphicData>
+            </a:graphic>
+          </wp:inline>
+        </w:drawing>
+      </w:r>
+      <w:r>
+        <w:drawing>
+          <wp:inline distT="0" distR="0" distB="0" distL="0">
+            <wp:extent cx="1701800" cy="3175000"/>
+            <wp:docPr id="4" name="Drawing 4" descr="captura_pantalla_15_04_2026_12_03_12.jpg"/>
+            <a:graphic xmlns:a="http://schemas.openxmlformats.org/drawingml/2006/main">
+              <a:graphicData uri="http://schemas.openxmlformats.org/drawingml/2006/picture">
+                <pic:pic xmlns:pic="http://schemas.openxmlformats.org/drawingml/2006/picture">
+                  <pic:nvPicPr>
+                    <pic:cNvPr id="0" name="Picture 4" descr="captura_pantalla_15_04_2026_12_03_12.jpg"/>
+                    <pic:cNvPicPr>
+                      <a:picLocks noChangeAspect="true"/>
+                    </pic:cNvPicPr>
+                  </pic:nvPicPr>
+                  <pic:blipFill>
+                    <a:blip r:embed="rId15"/>
+                    <a:stretch>
+                      <a:fillRect/>
+                    </a:stretch>
+                  </pic:blipFill>
+                  <pic:spPr>
+                    <a:xfrm>
+                      <a:off x="0" y="0"/>
+                      <a:ext cx="1701800" cy="3175000"/>
+                    </a:xfrm>
+                    <a:prstGeom prst="rect">
+                      <a:avLst/>
+                    </a:prstGeom>
+                  </pic:spPr>
+                </pic:pic>
+              </a:graphicData>
+            </a:graphic>
+          </wp:inline>
+        </w:drawing>
+      </w:r>
+      <w:r>
+        <w:drawing>
+          <wp:inline distT="0" distR="0" distB="0" distL="0">
+            <wp:extent cx="1701800" cy="3175000"/>
+            <wp:docPr id="5" name="Drawing 5" descr="captura_pantalla_15_04_2026_12_03_38.jpg"/>
+            <a:graphic xmlns:a="http://schemas.openxmlformats.org/drawingml/2006/main">
+              <a:graphicData uri="http://schemas.openxmlformats.org/drawingml/2006/picture">
+                <pic:pic xmlns:pic="http://schemas.openxmlformats.org/drawingml/2006/picture">
+                  <pic:nvPicPr>
+                    <pic:cNvPr id="0" name="Picture 5" descr="captura_pantalla_15_04_2026_12_03_38.jpg"/>
+                    <pic:cNvPicPr>
+                      <a:picLocks noChangeAspect="true"/>
+                    </pic:cNvPicPr>
+                  </pic:nvPicPr>
+                  <pic:blipFill>
+                    <a:blip r:embed="rId16"/>
+                    <a:stretch>
+                      <a:fillRect/>
+                    </a:stretch>
+                  </pic:blipFill>
+                  <pic:spPr>
+                    <a:xfrm>
+                      <a:off x="0" y="0"/>
+                      <a:ext cx="1701800" cy="3175000"/>
+                    </a:xfrm>
+                    <a:prstGeom prst="rect">
+                      <a:avLst/>
+                    </a:prstGeom>
+                  </pic:spPr>
+                </pic:pic>
+              </a:graphicData>
+            </a:graphic>
+          </wp:inline>
+        </w:drawing>
+      </w:r>
+      <w:r>
+        <w:drawing>
+          <wp:inline distT="0" distR="0" distB="0" distL="0">
+            <wp:extent cx="1701800" cy="3175000"/>
+            <wp:docPr id="6" name="Drawing 6" descr="captura_pantalla_15_04_2026_12_03_55.jpg"/>
+            <a:graphic xmlns:a="http://schemas.openxmlformats.org/drawingml/2006/main">
+              <a:graphicData uri="http://schemas.openxmlformats.org/drawingml/2006/picture">
+                <pic:pic xmlns:pic="http://schemas.openxmlformats.org/drawingml/2006/picture">
+                  <pic:nvPicPr>
+                    <pic:cNvPr id="0" name="Picture 6" descr="captura_pantalla_15_04_2026_12_03_55.jpg"/>
+                    <pic:cNvPicPr>
+                      <a:picLocks noChangeAspect="true"/>
+                    </pic:cNvPicPr>
+                  </pic:nvPicPr>
+                  <pic:blipFill>
+                    <a:blip r:embed="rId17"/>
+                    <a:stretch>
+                      <a:fillRect/>
+                    </a:stretch>
+                  </pic:blipFill>
+                  <pic:spPr>
+                    <a:xfrm>
+                      <a:off x="0" y="0"/>
+                      <a:ext cx="1701800" cy="3175000"/>
+                    </a:xfrm>
+                    <a:prstGeom prst="rect">
+                      <a:avLst/>
+                    </a:prstGeom>
+                  </pic:spPr>
+                </pic:pic>
+              </a:graphicData>
+            </a:graphic>
+          </wp:inline>
+        </w:drawing>
+      </w:r>
+      <w:r>
+        <w:drawing>
+          <wp:inline distT="0" distR="0" distB="0" distL="0">
+            <wp:extent cx="1701800" cy="3175000"/>
+            <wp:docPr id="7" name="Drawing 7" descr="captura_pantalla_15_04_2026_12_04_19.jpg"/>
+            <a:graphic xmlns:a="http://schemas.openxmlformats.org/drawingml/2006/main">
+              <a:graphicData uri="http://schemas.openxmlformats.org/drawingml/2006/picture">
+                <pic:pic xmlns:pic="http://schemas.openxmlformats.org/drawingml/2006/picture">
+                  <pic:nvPicPr>
+                    <pic:cNvPr id="0" name="Picture 7" descr="captura_pantalla_15_04_2026_12_04_19.jpg"/>
+                    <pic:cNvPicPr>
+                      <a:picLocks noChangeAspect="true"/>
+                    </pic:cNvPicPr>
+                  </pic:nvPicPr>
+                  <pic:blipFill>
+                    <a:blip r:embed="rId18"/>
+                    <a:stretch>
+                      <a:fillRect/>
+                    </a:stretch>
+                  </pic:blipFill>
+                  <pic:spPr>
+                    <a:xfrm>
+                      <a:off x="0" y="0"/>
+                      <a:ext cx="1701800" cy="3175000"/>
+                    </a:xfrm>
+                    <a:prstGeom prst="rect">
+                      <a:avLst/>
+                    </a:prstGeom>
+                  </pic:spPr>
+                </pic:pic>
+              </a:graphicData>
+            </a:graphic>
+          </wp:inline>
+        </w:drawing>
+      </w:r>
+      <w:r>
+        <w:drawing>
+          <wp:inline distT="0" distR="0" distB="0" distL="0">
+            <wp:extent cx="1701800" cy="3175000"/>
+            <wp:docPr id="8" name="Drawing 8" descr="captura_pantalla_15_04_2026_12_04_24.jpg"/>
+            <a:graphic xmlns:a="http://schemas.openxmlformats.org/drawingml/2006/main">
+              <a:graphicData uri="http://schemas.openxmlformats.org/drawingml/2006/picture">
+                <pic:pic xmlns:pic="http://schemas.openxmlformats.org/drawingml/2006/picture">
+                  <pic:nvPicPr>
+                    <pic:cNvPr id="0" name="Picture 8" descr="captura_pantalla_15_04_2026_12_04_24.jpg"/>
+                    <pic:cNvPicPr>
+                      <a:picLocks noChangeAspect="true"/>
+                    </pic:cNvPicPr>
+                  </pic:nvPicPr>
+                  <pic:blipFill>
+                    <a:blip r:embed="rId19"/>
+                    <a:stretch>
+                      <a:fillRect/>
+                    </a:stretch>
+                  </pic:blipFill>
+                  <pic:spPr>
+                    <a:xfrm>
+                      <a:off x="0" y="0"/>
+                      <a:ext cx="1701800" cy="3175000"/>
+                    </a:xfrm>
+                    <a:prstGeom prst="rect">
+                      <a:avLst/>
+                    </a:prstGeom>
+                  </pic:spPr>
+                </pic:pic>
+              </a:graphicData>
+            </a:graphic>
+          </wp:inline>
+        </w:drawing>
+      </w:r>
+      <w:r>
+        <w:drawing>
+          <wp:inline distT="0" distR="0" distB="0" distL="0">
+            <wp:extent cx="1701800" cy="3175000"/>
+            <wp:docPr id="9" name="Drawing 9" descr="captura_pantalla_15_04_2026_12_04_44.jpg"/>
+            <a:graphic xmlns:a="http://schemas.openxmlformats.org/drawingml/2006/main">
+              <a:graphicData uri="http://schemas.openxmlformats.org/drawingml/2006/picture">
+                <pic:pic xmlns:pic="http://schemas.openxmlformats.org/drawingml/2006/picture">
+                  <pic:nvPicPr>
+                    <pic:cNvPr id="0" name="Picture 9" descr="captura_pantalla_15_04_2026_12_04_44.jpg"/>
+                    <pic:cNvPicPr>
+                      <a:picLocks noChangeAspect="true"/>
+                    </pic:cNvPicPr>
+                  </pic:nvPicPr>
+                  <pic:blipFill>
+                    <a:blip r:embed="rId20"/>
+                    <a:stretch>
+                      <a:fillRect/>
+                    </a:stretch>
+                  </pic:blipFill>
+                  <pic:spPr>
+                    <a:xfrm>
+                      <a:off x="0" y="0"/>
+                      <a:ext cx="1701800" cy="3175000"/>
+                    </a:xfrm>
+                    <a:prstGeom prst="rect">
+                      <a:avLst/>
+                    </a:prstGeom>
+                  </pic:spPr>
+                </pic:pic>
+              </a:graphicData>
+            </a:graphic>
+          </wp:inline>
+        </w:drawing>
+      </w:r>
+      <w:r>
+        <w:drawing>
+          <wp:inline distT="0" distR="0" distB="0" distL="0">
+            <wp:extent cx="1701800" cy="3175000"/>
+            <wp:docPr id="10" name="Drawing 10" descr="captura_pantalla_15_04_2026_12_04_48.jpg"/>
+            <a:graphic xmlns:a="http://schemas.openxmlformats.org/drawingml/2006/main">
+              <a:graphicData uri="http://schemas.openxmlformats.org/drawingml/2006/picture">
+                <pic:pic xmlns:pic="http://schemas.openxmlformats.org/drawingml/2006/picture">
+                  <pic:nvPicPr>
+                    <pic:cNvPr id="0" name="Picture 10" descr="captura_pantalla_15_04_2026_12_04_48.jpg"/>
+                    <pic:cNvPicPr>
+                      <a:picLocks noChangeAspect="true"/>
+                    </pic:cNvPicPr>
+                  </pic:nvPicPr>
+                  <pic:blipFill>
+                    <a:blip r:embed="rId21"/>
+                    <a:stretch>
+                      <a:fillRect/>
+                    </a:stretch>
+                  </pic:blipFill>
+                  <pic:spPr>
+                    <a:xfrm>
+                      <a:off x="0" y="0"/>
+                      <a:ext cx="1701800" cy="3175000"/>
+                    </a:xfrm>
+                    <a:prstGeom prst="rect">
+                      <a:avLst/>
+                    </a:prstGeom>
+                  </pic:spPr>
+                </pic:pic>
+              </a:graphicData>
+            </a:graphic>
+          </wp:inline>
+        </w:drawing>
+      </w:r>
+      <w:r>
+        <w:drawing>
+          <wp:inline distT="0" distR="0" distB="0" distL="0">
+            <wp:extent cx="1701800" cy="3175000"/>
+            <wp:docPr id="11" name="Drawing 11" descr="captura_pantalla_15_04_2026_12_05_03.jpg"/>
+            <a:graphic xmlns:a="http://schemas.openxmlformats.org/drawingml/2006/main">
+              <a:graphicData uri="http://schemas.openxmlformats.org/drawingml/2006/picture">
+                <pic:pic xmlns:pic="http://schemas.openxmlformats.org/drawingml/2006/picture">
+                  <pic:nvPicPr>
+                    <pic:cNvPr id="0" name="Picture 11" descr="captura_pantalla_15_04_2026_12_05_03.jpg"/>
+                    <pic:cNvPicPr>
+                      <a:picLocks noChangeAspect="true"/>
+                    </pic:cNvPicPr>
+                  </pic:nvPicPr>
+                  <pic:blipFill>
+                    <a:blip r:embed="rId22"/>
+                    <a:stretch>
+                      <a:fillRect/>
+                    </a:stretch>
+                  </pic:blipFill>
+                  <pic:spPr>
+                    <a:xfrm>
+                      <a:off x="0" y="0"/>
+                      <a:ext cx="1701800" cy="3175000"/>
+                    </a:xfrm>
+                    <a:prstGeom prst="rect">
+                      <a:avLst/>
+                    </a:prstGeom>
+                  </pic:spPr>
+                </pic:pic>
+              </a:graphicData>
+            </a:graphic>
+          </wp:inline>
+        </w:drawing>
+      </w:r>
+      <w:r>
+        <w:drawing>
+          <wp:inline distT="0" distR="0" distB="0" distL="0">
+            <wp:extent cx="1701800" cy="3175000"/>
+            <wp:docPr id="12" name="Drawing 12" descr="captura_pantalla_15_04_2026_12_05_22.jpg"/>
+            <a:graphic xmlns:a="http://schemas.openxmlformats.org/drawingml/2006/main">
+              <a:graphicData uri="http://schemas.openxmlformats.org/drawingml/2006/picture">
+                <pic:pic xmlns:pic="http://schemas.openxmlformats.org/drawingml/2006/picture">
+                  <pic:nvPicPr>
+                    <pic:cNvPr id="0" name="Picture 12" descr="captura_pantalla_15_04_2026_12_05_22.jpg"/>
+                    <pic:cNvPicPr>
+                      <a:picLocks noChangeAspect="true"/>
+                    </pic:cNvPicPr>
+                  </pic:nvPicPr>
+                  <pic:blipFill>
+                    <a:blip r:embed="rId23"/>
+                    <a:stretch>
+                      <a:fillRect/>
+                    </a:stretch>
+                  </pic:blipFill>
+                  <pic:spPr>
+                    <a:xfrm>
+                      <a:off x="0" y="0"/>
+                      <a:ext cx="1701800" cy="3175000"/>
+                    </a:xfrm>
+                    <a:prstGeom prst="rect">
+                      <a:avLst/>
+                    </a:prstGeom>
+                  </pic:spPr>
+                </pic:pic>
+              </a:graphicData>
+            </a:graphic>
+          </wp:inline>
+        </w:drawing>
+      </w:r>
+      <w:r>
+        <w:drawing>
+          <wp:inline distT="0" distR="0" distB="0" distL="0">
+            <wp:extent cx="1701800" cy="3175000"/>
+            <wp:docPr id="13" name="Drawing 13" descr="captura_pantalla_15_04_2026_12_05_29.jpg"/>
+            <a:graphic xmlns:a="http://schemas.openxmlformats.org/drawingml/2006/main">
+              <a:graphicData uri="http://schemas.openxmlformats.org/drawingml/2006/picture">
+                <pic:pic xmlns:pic="http://schemas.openxmlformats.org/drawingml/2006/picture">
+                  <pic:nvPicPr>
+                    <pic:cNvPr id="0" name="Picture 13" descr="captura_pantalla_15_04_2026_12_05_29.jpg"/>
+                    <pic:cNvPicPr>
+                      <a:picLocks noChangeAspect="true"/>
+                    </pic:cNvPicPr>
+                  </pic:nvPicPr>
+                  <pic:blipFill>
+                    <a:blip r:embed="rId24"/>
+                    <a:stretch>
+                      <a:fillRect/>
+                    </a:stretch>
+                  </pic:blipFill>
+                  <pic:spPr>
+                    <a:xfrm>
+                      <a:off x="0" y="0"/>
+                      <a:ext cx="1701800" cy="3175000"/>
+                    </a:xfrm>
+                    <a:prstGeom prst="rect">
+                      <a:avLst/>
+                    </a:prstGeom>
+                  </pic:spPr>
+                </pic:pic>
+              </a:graphicData>
+            </a:graphic>
+          </wp:inline>
+        </w:drawing>
+      </w:r>
+      <w:r>
+        <w:drawing>
+          <wp:inline distT="0" distR="0" distB="0" distL="0">
+            <wp:extent cx="1701800" cy="3175000"/>
+            <wp:docPr id="14" name="Drawing 14" descr="captura_pantalla_15_04_2026_12_05_47.jpg"/>
+            <a:graphic xmlns:a="http://schemas.openxmlformats.org/drawingml/2006/main">
+              <a:graphicData uri="http://schemas.openxmlformats.org/drawingml/2006/picture">
+                <pic:pic xmlns:pic="http://schemas.openxmlformats.org/drawingml/2006/picture">
+                  <pic:nvPicPr>
+                    <pic:cNvPr id="0" name="Picture 14" descr="captura_pantalla_15_04_2026_12_05_47.jpg"/>
+                    <pic:cNvPicPr>
+                      <a:picLocks noChangeAspect="true"/>
+                    </pic:cNvPicPr>
+                  </pic:nvPicPr>
+                  <pic:blipFill>
+                    <a:blip r:embed="rId25"/>
+                    <a:stretch>
+                      <a:fillRect/>
+                    </a:stretch>
+                  </pic:blipFill>
+                  <pic:spPr>
+                    <a:xfrm>
+                      <a:off x="0" y="0"/>
+                      <a:ext cx="1701800" cy="3175000"/>
+                    </a:xfrm>
+                    <a:prstGeom prst="rect">
+                      <a:avLst/>
+                    </a:prstGeom>
+                  </pic:spPr>
+                </pic:pic>
+              </a:graphicData>
+            </a:graphic>
+          </wp:inline>
+        </w:drawing>
+      </w:r>
+      <w:r>
+        <w:drawing>
+          <wp:inline distT="0" distR="0" distB="0" distL="0">
+            <wp:extent cx="1701800" cy="3175000"/>
+            <wp:docPr id="15" name="Drawing 15" descr="captura_pantalla_15_04_2026_12_06_16.jpg"/>
+            <a:graphic xmlns:a="http://schemas.openxmlformats.org/drawingml/2006/main">
+              <a:graphicData uri="http://schemas.openxmlformats.org/drawingml/2006/picture">
+                <pic:pic xmlns:pic="http://schemas.openxmlformats.org/drawingml/2006/picture">
+                  <pic:nvPicPr>
+                    <pic:cNvPr id="0" name="Picture 15" descr="captura_pantalla_15_04_2026_12_06_16.jpg"/>
+                    <pic:cNvPicPr>
+                      <a:picLocks noChangeAspect="true"/>
+                    </pic:cNvPicPr>
+                  </pic:nvPicPr>
+                  <pic:blipFill>
+                    <a:blip r:embed="rId26"/>
+                    <a:stretch>
+                      <a:fillRect/>
+                    </a:stretch>
+                  </pic:blipFill>
+                  <pic:spPr>
+                    <a:xfrm>
+                      <a:off x="0" y="0"/>
+                      <a:ext cx="1701800" cy="3175000"/>
+                    </a:xfrm>
+                    <a:prstGeom prst="rect">
+                      <a:avLst/>
+                    </a:prstGeom>
+                  </pic:spPr>
+                </pic:pic>
+              </a:graphicData>
+            </a:graphic>
+          </wp:inline>
+        </w:drawing>
+      </w:r>
+      <w:r>
+        <w:drawing>
+          <wp:inline distT="0" distR="0" distB="0" distL="0">
+            <wp:extent cx="1701800" cy="3175000"/>
+            <wp:docPr id="16" name="Drawing 16" descr="captura_pantalla_15_04_2026_12_06_32.jpg"/>
+            <a:graphic xmlns:a="http://schemas.openxmlformats.org/drawingml/2006/main">
+              <a:graphicData uri="http://schemas.openxmlformats.org/drawingml/2006/picture">
+                <pic:pic xmlns:pic="http://schemas.openxmlformats.org/drawingml/2006/picture">
+                  <pic:nvPicPr>
+                    <pic:cNvPr id="0" name="Picture 16" descr="captura_pantalla_15_04_2026_12_06_32.jpg"/>
+                    <pic:cNvPicPr>
+                      <a:picLocks noChangeAspect="true"/>
+                    </pic:cNvPicPr>
+                  </pic:nvPicPr>
+                  <pic:blipFill>
+                    <a:blip r:embed="rId27"/>
+                    <a:stretch>
+                      <a:fillRect/>
+                    </a:stretch>
+                  </pic:blipFill>
+                  <pic:spPr>
+                    <a:xfrm>
+                      <a:off x="0" y="0"/>
+                      <a:ext cx="1701800" cy="3175000"/>
+                    </a:xfrm>
+                    <a:prstGeom prst="rect">
+                      <a:avLst/>
+                    </a:prstGeom>
+                  </pic:spPr>
+                </pic:pic>
+              </a:graphicData>
+            </a:graphic>
+          </wp:inline>
+        </w:drawing>
+      </w:r>
+    </w:p>
     <w:sectPr>
       <w:headerReference w:type="default" r:id="rId8"/>
       <w:pgSz w:w="12240" w:h="15840"/>

--- a/ruta/EXXO.docx
+++ b/ruta/EXXO.docx
@@ -198,603 +198,6 @@
     </w:tbl>
     <w:p/>
     <w:p/>
-    <w:p>
-      <w:r>
-        <w:drawing>
-          <wp:inline distT="0" distR="0" distB="0" distL="0">
-            <wp:extent cx="1701800" cy="3175000"/>
-            <wp:docPr id="0" name="Drawing 0" descr="captura_pantalla_15_04_2026_12_01_57.jpg"/>
-            <a:graphic xmlns:a="http://schemas.openxmlformats.org/drawingml/2006/main">
-              <a:graphicData uri="http://schemas.openxmlformats.org/drawingml/2006/picture">
-                <pic:pic xmlns:pic="http://schemas.openxmlformats.org/drawingml/2006/picture">
-                  <pic:nvPicPr>
-                    <pic:cNvPr id="0" name="Picture 0" descr="captura_pantalla_15_04_2026_12_01_57.jpg"/>
-                    <pic:cNvPicPr>
-                      <a:picLocks noChangeAspect="true"/>
-                    </pic:cNvPicPr>
-                  </pic:nvPicPr>
-                  <pic:blipFill>
-                    <a:blip r:embed="rId11"/>
-                    <a:stretch>
-                      <a:fillRect/>
-                    </a:stretch>
-                  </pic:blipFill>
-                  <pic:spPr>
-                    <a:xfrm>
-                      <a:off x="0" y="0"/>
-                      <a:ext cx="1701800" cy="3175000"/>
-                    </a:xfrm>
-                    <a:prstGeom prst="rect">
-                      <a:avLst/>
-                    </a:prstGeom>
-                  </pic:spPr>
-                </pic:pic>
-              </a:graphicData>
-            </a:graphic>
-          </wp:inline>
-        </w:drawing>
-      </w:r>
-      <w:r>
-        <w:drawing>
-          <wp:inline distT="0" distR="0" distB="0" distL="0">
-            <wp:extent cx="1701800" cy="3175000"/>
-            <wp:docPr id="1" name="Drawing 1" descr="captura_pantalla_15_04_2026_12_02_26.jpg"/>
-            <a:graphic xmlns:a="http://schemas.openxmlformats.org/drawingml/2006/main">
-              <a:graphicData uri="http://schemas.openxmlformats.org/drawingml/2006/picture">
-                <pic:pic xmlns:pic="http://schemas.openxmlformats.org/drawingml/2006/picture">
-                  <pic:nvPicPr>
-                    <pic:cNvPr id="0" name="Picture 1" descr="captura_pantalla_15_04_2026_12_02_26.jpg"/>
-                    <pic:cNvPicPr>
-                      <a:picLocks noChangeAspect="true"/>
-                    </pic:cNvPicPr>
-                  </pic:nvPicPr>
-                  <pic:blipFill>
-                    <a:blip r:embed="rId12"/>
-                    <a:stretch>
-                      <a:fillRect/>
-                    </a:stretch>
-                  </pic:blipFill>
-                  <pic:spPr>
-                    <a:xfrm>
-                      <a:off x="0" y="0"/>
-                      <a:ext cx="1701800" cy="3175000"/>
-                    </a:xfrm>
-                    <a:prstGeom prst="rect">
-                      <a:avLst/>
-                    </a:prstGeom>
-                  </pic:spPr>
-                </pic:pic>
-              </a:graphicData>
-            </a:graphic>
-          </wp:inline>
-        </w:drawing>
-      </w:r>
-      <w:r>
-        <w:drawing>
-          <wp:inline distT="0" distR="0" distB="0" distL="0">
-            <wp:extent cx="1701800" cy="3175000"/>
-            <wp:docPr id="2" name="Drawing 2" descr="captura_pantalla_15_04_2026_12_02_29.jpg"/>
-            <a:graphic xmlns:a="http://schemas.openxmlformats.org/drawingml/2006/main">
-              <a:graphicData uri="http://schemas.openxmlformats.org/drawingml/2006/picture">
-                <pic:pic xmlns:pic="http://schemas.openxmlformats.org/drawingml/2006/picture">
-                  <pic:nvPicPr>
-                    <pic:cNvPr id="0" name="Picture 2" descr="captura_pantalla_15_04_2026_12_02_29.jpg"/>
-                    <pic:cNvPicPr>
-                      <a:picLocks noChangeAspect="true"/>
-                    </pic:cNvPicPr>
-                  </pic:nvPicPr>
-                  <pic:blipFill>
-                    <a:blip r:embed="rId13"/>
-                    <a:stretch>
-                      <a:fillRect/>
-                    </a:stretch>
-                  </pic:blipFill>
-                  <pic:spPr>
-                    <a:xfrm>
-                      <a:off x="0" y="0"/>
-                      <a:ext cx="1701800" cy="3175000"/>
-                    </a:xfrm>
-                    <a:prstGeom prst="rect">
-                      <a:avLst/>
-                    </a:prstGeom>
-                  </pic:spPr>
-                </pic:pic>
-              </a:graphicData>
-            </a:graphic>
-          </wp:inline>
-        </w:drawing>
-      </w:r>
-      <w:r>
-        <w:drawing>
-          <wp:inline distT="0" distR="0" distB="0" distL="0">
-            <wp:extent cx="1701800" cy="3175000"/>
-            <wp:docPr id="3" name="Drawing 3" descr="captura_pantalla_15_04_2026_12_02_53.jpg"/>
-            <a:graphic xmlns:a="http://schemas.openxmlformats.org/drawingml/2006/main">
-              <a:graphicData uri="http://schemas.openxmlformats.org/drawingml/2006/picture">
-                <pic:pic xmlns:pic="http://schemas.openxmlformats.org/drawingml/2006/picture">
-                  <pic:nvPicPr>
-                    <pic:cNvPr id="0" name="Picture 3" descr="captura_pantalla_15_04_2026_12_02_53.jpg"/>
-                    <pic:cNvPicPr>
-                      <a:picLocks noChangeAspect="true"/>
-                    </pic:cNvPicPr>
-                  </pic:nvPicPr>
-                  <pic:blipFill>
-                    <a:blip r:embed="rId14"/>
-                    <a:stretch>
-                      <a:fillRect/>
-                    </a:stretch>
-                  </pic:blipFill>
-                  <pic:spPr>
-                    <a:xfrm>
-                      <a:off x="0" y="0"/>
-                      <a:ext cx="1701800" cy="3175000"/>
-                    </a:xfrm>
-                    <a:prstGeom prst="rect">
-                      <a:avLst/>
-                    </a:prstGeom>
-                  </pic:spPr>
-                </pic:pic>
-              </a:graphicData>
-            </a:graphic>
-          </wp:inline>
-        </w:drawing>
-      </w:r>
-      <w:r>
-        <w:drawing>
-          <wp:inline distT="0" distR="0" distB="0" distL="0">
-            <wp:extent cx="1701800" cy="3175000"/>
-            <wp:docPr id="4" name="Drawing 4" descr="captura_pantalla_15_04_2026_12_03_12.jpg"/>
-            <a:graphic xmlns:a="http://schemas.openxmlformats.org/drawingml/2006/main">
-              <a:graphicData uri="http://schemas.openxmlformats.org/drawingml/2006/picture">
-                <pic:pic xmlns:pic="http://schemas.openxmlformats.org/drawingml/2006/picture">
-                  <pic:nvPicPr>
-                    <pic:cNvPr id="0" name="Picture 4" descr="captura_pantalla_15_04_2026_12_03_12.jpg"/>
-                    <pic:cNvPicPr>
-                      <a:picLocks noChangeAspect="true"/>
-                    </pic:cNvPicPr>
-                  </pic:nvPicPr>
-                  <pic:blipFill>
-                    <a:blip r:embed="rId15"/>
-                    <a:stretch>
-                      <a:fillRect/>
-                    </a:stretch>
-                  </pic:blipFill>
-                  <pic:spPr>
-                    <a:xfrm>
-                      <a:off x="0" y="0"/>
-                      <a:ext cx="1701800" cy="3175000"/>
-                    </a:xfrm>
-                    <a:prstGeom prst="rect">
-                      <a:avLst/>
-                    </a:prstGeom>
-                  </pic:spPr>
-                </pic:pic>
-              </a:graphicData>
-            </a:graphic>
-          </wp:inline>
-        </w:drawing>
-      </w:r>
-      <w:r>
-        <w:drawing>
-          <wp:inline distT="0" distR="0" distB="0" distL="0">
-            <wp:extent cx="1701800" cy="3175000"/>
-            <wp:docPr id="5" name="Drawing 5" descr="captura_pantalla_15_04_2026_12_03_38.jpg"/>
-            <a:graphic xmlns:a="http://schemas.openxmlformats.org/drawingml/2006/main">
-              <a:graphicData uri="http://schemas.openxmlformats.org/drawingml/2006/picture">
-                <pic:pic xmlns:pic="http://schemas.openxmlformats.org/drawingml/2006/picture">
-                  <pic:nvPicPr>
-                    <pic:cNvPr id="0" name="Picture 5" descr="captura_pantalla_15_04_2026_12_03_38.jpg"/>
-                    <pic:cNvPicPr>
-                      <a:picLocks noChangeAspect="true"/>
-                    </pic:cNvPicPr>
-                  </pic:nvPicPr>
-                  <pic:blipFill>
-                    <a:blip r:embed="rId16"/>
-                    <a:stretch>
-                      <a:fillRect/>
-                    </a:stretch>
-                  </pic:blipFill>
-                  <pic:spPr>
-                    <a:xfrm>
-                      <a:off x="0" y="0"/>
-                      <a:ext cx="1701800" cy="3175000"/>
-                    </a:xfrm>
-                    <a:prstGeom prst="rect">
-                      <a:avLst/>
-                    </a:prstGeom>
-                  </pic:spPr>
-                </pic:pic>
-              </a:graphicData>
-            </a:graphic>
-          </wp:inline>
-        </w:drawing>
-      </w:r>
-      <w:r>
-        <w:drawing>
-          <wp:inline distT="0" distR="0" distB="0" distL="0">
-            <wp:extent cx="1701800" cy="3175000"/>
-            <wp:docPr id="6" name="Drawing 6" descr="captura_pantalla_15_04_2026_12_03_55.jpg"/>
-            <a:graphic xmlns:a="http://schemas.openxmlformats.org/drawingml/2006/main">
-              <a:graphicData uri="http://schemas.openxmlformats.org/drawingml/2006/picture">
-                <pic:pic xmlns:pic="http://schemas.openxmlformats.org/drawingml/2006/picture">
-                  <pic:nvPicPr>
-                    <pic:cNvPr id="0" name="Picture 6" descr="captura_pantalla_15_04_2026_12_03_55.jpg"/>
-                    <pic:cNvPicPr>
-                      <a:picLocks noChangeAspect="true"/>
-                    </pic:cNvPicPr>
-                  </pic:nvPicPr>
-                  <pic:blipFill>
-                    <a:blip r:embed="rId17"/>
-                    <a:stretch>
-                      <a:fillRect/>
-                    </a:stretch>
-                  </pic:blipFill>
-                  <pic:spPr>
-                    <a:xfrm>
-                      <a:off x="0" y="0"/>
-                      <a:ext cx="1701800" cy="3175000"/>
-                    </a:xfrm>
-                    <a:prstGeom prst="rect">
-                      <a:avLst/>
-                    </a:prstGeom>
-                  </pic:spPr>
-                </pic:pic>
-              </a:graphicData>
-            </a:graphic>
-          </wp:inline>
-        </w:drawing>
-      </w:r>
-      <w:r>
-        <w:drawing>
-          <wp:inline distT="0" distR="0" distB="0" distL="0">
-            <wp:extent cx="1701800" cy="3175000"/>
-            <wp:docPr id="7" name="Drawing 7" descr="captura_pantalla_15_04_2026_12_04_19.jpg"/>
-            <a:graphic xmlns:a="http://schemas.openxmlformats.org/drawingml/2006/main">
-              <a:graphicData uri="http://schemas.openxmlformats.org/drawingml/2006/picture">
-                <pic:pic xmlns:pic="http://schemas.openxmlformats.org/drawingml/2006/picture">
-                  <pic:nvPicPr>
-                    <pic:cNvPr id="0" name="Picture 7" descr="captura_pantalla_15_04_2026_12_04_19.jpg"/>
-                    <pic:cNvPicPr>
-                      <a:picLocks noChangeAspect="true"/>
-                    </pic:cNvPicPr>
-                  </pic:nvPicPr>
-                  <pic:blipFill>
-                    <a:blip r:embed="rId18"/>
-                    <a:stretch>
-                      <a:fillRect/>
-                    </a:stretch>
-                  </pic:blipFill>
-                  <pic:spPr>
-                    <a:xfrm>
-                      <a:off x="0" y="0"/>
-                      <a:ext cx="1701800" cy="3175000"/>
-                    </a:xfrm>
-                    <a:prstGeom prst="rect">
-                      <a:avLst/>
-                    </a:prstGeom>
-                  </pic:spPr>
-                </pic:pic>
-              </a:graphicData>
-            </a:graphic>
-          </wp:inline>
-        </w:drawing>
-      </w:r>
-      <w:r>
-        <w:drawing>
-          <wp:inline distT="0" distR="0" distB="0" distL="0">
-            <wp:extent cx="1701800" cy="3175000"/>
-            <wp:docPr id="8" name="Drawing 8" descr="captura_pantalla_15_04_2026_12_04_24.jpg"/>
-            <a:graphic xmlns:a="http://schemas.openxmlformats.org/drawingml/2006/main">
-              <a:graphicData uri="http://schemas.openxmlformats.org/drawingml/2006/picture">
-                <pic:pic xmlns:pic="http://schemas.openxmlformats.org/drawingml/2006/picture">
-                  <pic:nvPicPr>
-                    <pic:cNvPr id="0" name="Picture 8" descr="captura_pantalla_15_04_2026_12_04_24.jpg"/>
-                    <pic:cNvPicPr>
-                      <a:picLocks noChangeAspect="true"/>
-                    </pic:cNvPicPr>
-                  </pic:nvPicPr>
-                  <pic:blipFill>
-                    <a:blip r:embed="rId19"/>
-                    <a:stretch>
-                      <a:fillRect/>
-                    </a:stretch>
-                  </pic:blipFill>
-                  <pic:spPr>
-                    <a:xfrm>
-                      <a:off x="0" y="0"/>
-                      <a:ext cx="1701800" cy="3175000"/>
-                    </a:xfrm>
-                    <a:prstGeom prst="rect">
-                      <a:avLst/>
-                    </a:prstGeom>
-                  </pic:spPr>
-                </pic:pic>
-              </a:graphicData>
-            </a:graphic>
-          </wp:inline>
-        </w:drawing>
-      </w:r>
-      <w:r>
-        <w:drawing>
-          <wp:inline distT="0" distR="0" distB="0" distL="0">
-            <wp:extent cx="1701800" cy="3175000"/>
-            <wp:docPr id="9" name="Drawing 9" descr="captura_pantalla_15_04_2026_12_04_44.jpg"/>
-            <a:graphic xmlns:a="http://schemas.openxmlformats.org/drawingml/2006/main">
-              <a:graphicData uri="http://schemas.openxmlformats.org/drawingml/2006/picture">
-                <pic:pic xmlns:pic="http://schemas.openxmlformats.org/drawingml/2006/picture">
-                  <pic:nvPicPr>
-                    <pic:cNvPr id="0" name="Picture 9" descr="captura_pantalla_15_04_2026_12_04_44.jpg"/>
-                    <pic:cNvPicPr>
-                      <a:picLocks noChangeAspect="true"/>
-                    </pic:cNvPicPr>
-                  </pic:nvPicPr>
-                  <pic:blipFill>
-                    <a:blip r:embed="rId20"/>
-                    <a:stretch>
-                      <a:fillRect/>
-                    </a:stretch>
-                  </pic:blipFill>
-                  <pic:spPr>
-                    <a:xfrm>
-                      <a:off x="0" y="0"/>
-                      <a:ext cx="1701800" cy="3175000"/>
-                    </a:xfrm>
-                    <a:prstGeom prst="rect">
-                      <a:avLst/>
-                    </a:prstGeom>
-                  </pic:spPr>
-                </pic:pic>
-              </a:graphicData>
-            </a:graphic>
-          </wp:inline>
-        </w:drawing>
-      </w:r>
-      <w:r>
-        <w:drawing>
-          <wp:inline distT="0" distR="0" distB="0" distL="0">
-            <wp:extent cx="1701800" cy="3175000"/>
-            <wp:docPr id="10" name="Drawing 10" descr="captura_pantalla_15_04_2026_12_04_48.jpg"/>
-            <a:graphic xmlns:a="http://schemas.openxmlformats.org/drawingml/2006/main">
-              <a:graphicData uri="http://schemas.openxmlformats.org/drawingml/2006/picture">
-                <pic:pic xmlns:pic="http://schemas.openxmlformats.org/drawingml/2006/picture">
-                  <pic:nvPicPr>
-                    <pic:cNvPr id="0" name="Picture 10" descr="captura_pantalla_15_04_2026_12_04_48.jpg"/>
-                    <pic:cNvPicPr>
-                      <a:picLocks noChangeAspect="true"/>
-                    </pic:cNvPicPr>
-                  </pic:nvPicPr>
-                  <pic:blipFill>
-                    <a:blip r:embed="rId21"/>
-                    <a:stretch>
-                      <a:fillRect/>
-                    </a:stretch>
-                  </pic:blipFill>
-                  <pic:spPr>
-                    <a:xfrm>
-                      <a:off x="0" y="0"/>
-                      <a:ext cx="1701800" cy="3175000"/>
-                    </a:xfrm>
-                    <a:prstGeom prst="rect">
-                      <a:avLst/>
-                    </a:prstGeom>
-                  </pic:spPr>
-                </pic:pic>
-              </a:graphicData>
-            </a:graphic>
-          </wp:inline>
-        </w:drawing>
-      </w:r>
-      <w:r>
-        <w:drawing>
-          <wp:inline distT="0" distR="0" distB="0" distL="0">
-            <wp:extent cx="1701800" cy="3175000"/>
-            <wp:docPr id="11" name="Drawing 11" descr="captura_pantalla_15_04_2026_12_05_03.jpg"/>
-            <a:graphic xmlns:a="http://schemas.openxmlformats.org/drawingml/2006/main">
-              <a:graphicData uri="http://schemas.openxmlformats.org/drawingml/2006/picture">
-                <pic:pic xmlns:pic="http://schemas.openxmlformats.org/drawingml/2006/picture">
-                  <pic:nvPicPr>
-                    <pic:cNvPr id="0" name="Picture 11" descr="captura_pantalla_15_04_2026_12_05_03.jpg"/>
-                    <pic:cNvPicPr>
-                      <a:picLocks noChangeAspect="true"/>
-                    </pic:cNvPicPr>
-                  </pic:nvPicPr>
-                  <pic:blipFill>
-                    <a:blip r:embed="rId22"/>
-                    <a:stretch>
-                      <a:fillRect/>
-                    </a:stretch>
-                  </pic:blipFill>
-                  <pic:spPr>
-                    <a:xfrm>
-                      <a:off x="0" y="0"/>
-                      <a:ext cx="1701800" cy="3175000"/>
-                    </a:xfrm>
-                    <a:prstGeom prst="rect">
-                      <a:avLst/>
-                    </a:prstGeom>
-                  </pic:spPr>
-                </pic:pic>
-              </a:graphicData>
-            </a:graphic>
-          </wp:inline>
-        </w:drawing>
-      </w:r>
-      <w:r>
-        <w:drawing>
-          <wp:inline distT="0" distR="0" distB="0" distL="0">
-            <wp:extent cx="1701800" cy="3175000"/>
-            <wp:docPr id="12" name="Drawing 12" descr="captura_pantalla_15_04_2026_12_05_22.jpg"/>
-            <a:graphic xmlns:a="http://schemas.openxmlformats.org/drawingml/2006/main">
-              <a:graphicData uri="http://schemas.openxmlformats.org/drawingml/2006/picture">
-                <pic:pic xmlns:pic="http://schemas.openxmlformats.org/drawingml/2006/picture">
-                  <pic:nvPicPr>
-                    <pic:cNvPr id="0" name="Picture 12" descr="captura_pantalla_15_04_2026_12_05_22.jpg"/>
-                    <pic:cNvPicPr>
-                      <a:picLocks noChangeAspect="true"/>
-                    </pic:cNvPicPr>
-                  </pic:nvPicPr>
-                  <pic:blipFill>
-                    <a:blip r:embed="rId23"/>
-                    <a:stretch>
-                      <a:fillRect/>
-                    </a:stretch>
-                  </pic:blipFill>
-                  <pic:spPr>
-                    <a:xfrm>
-                      <a:off x="0" y="0"/>
-                      <a:ext cx="1701800" cy="3175000"/>
-                    </a:xfrm>
-                    <a:prstGeom prst="rect">
-                      <a:avLst/>
-                    </a:prstGeom>
-                  </pic:spPr>
-                </pic:pic>
-              </a:graphicData>
-            </a:graphic>
-          </wp:inline>
-        </w:drawing>
-      </w:r>
-      <w:r>
-        <w:drawing>
-          <wp:inline distT="0" distR="0" distB="0" distL="0">
-            <wp:extent cx="1701800" cy="3175000"/>
-            <wp:docPr id="13" name="Drawing 13" descr="captura_pantalla_15_04_2026_12_05_29.jpg"/>
-            <a:graphic xmlns:a="http://schemas.openxmlformats.org/drawingml/2006/main">
-              <a:graphicData uri="http://schemas.openxmlformats.org/drawingml/2006/picture">
-                <pic:pic xmlns:pic="http://schemas.openxmlformats.org/drawingml/2006/picture">
-                  <pic:nvPicPr>
-                    <pic:cNvPr id="0" name="Picture 13" descr="captura_pantalla_15_04_2026_12_05_29.jpg"/>
-                    <pic:cNvPicPr>
-                      <a:picLocks noChangeAspect="true"/>
-                    </pic:cNvPicPr>
-                  </pic:nvPicPr>
-                  <pic:blipFill>
-                    <a:blip r:embed="rId24"/>
-                    <a:stretch>
-                      <a:fillRect/>
-                    </a:stretch>
-                  </pic:blipFill>
-                  <pic:spPr>
-                    <a:xfrm>
-                      <a:off x="0" y="0"/>
-                      <a:ext cx="1701800" cy="3175000"/>
-                    </a:xfrm>
-                    <a:prstGeom prst="rect">
-                      <a:avLst/>
-                    </a:prstGeom>
-                  </pic:spPr>
-                </pic:pic>
-              </a:graphicData>
-            </a:graphic>
-          </wp:inline>
-        </w:drawing>
-      </w:r>
-      <w:r>
-        <w:drawing>
-          <wp:inline distT="0" distR="0" distB="0" distL="0">
-            <wp:extent cx="1701800" cy="3175000"/>
-            <wp:docPr id="14" name="Drawing 14" descr="captura_pantalla_15_04_2026_12_05_47.jpg"/>
-            <a:graphic xmlns:a="http://schemas.openxmlformats.org/drawingml/2006/main">
-              <a:graphicData uri="http://schemas.openxmlformats.org/drawingml/2006/picture">
-                <pic:pic xmlns:pic="http://schemas.openxmlformats.org/drawingml/2006/picture">
-                  <pic:nvPicPr>
-                    <pic:cNvPr id="0" name="Picture 14" descr="captura_pantalla_15_04_2026_12_05_47.jpg"/>
-                    <pic:cNvPicPr>
-                      <a:picLocks noChangeAspect="true"/>
-                    </pic:cNvPicPr>
-                  </pic:nvPicPr>
-                  <pic:blipFill>
-                    <a:blip r:embed="rId25"/>
-                    <a:stretch>
-                      <a:fillRect/>
-                    </a:stretch>
-                  </pic:blipFill>
-                  <pic:spPr>
-                    <a:xfrm>
-                      <a:off x="0" y="0"/>
-                      <a:ext cx="1701800" cy="3175000"/>
-                    </a:xfrm>
-                    <a:prstGeom prst="rect">
-                      <a:avLst/>
-                    </a:prstGeom>
-                  </pic:spPr>
-                </pic:pic>
-              </a:graphicData>
-            </a:graphic>
-          </wp:inline>
-        </w:drawing>
-      </w:r>
-      <w:r>
-        <w:drawing>
-          <wp:inline distT="0" distR="0" distB="0" distL="0">
-            <wp:extent cx="1701800" cy="3175000"/>
-            <wp:docPr id="15" name="Drawing 15" descr="captura_pantalla_15_04_2026_12_06_16.jpg"/>
-            <a:graphic xmlns:a="http://schemas.openxmlformats.org/drawingml/2006/main">
-              <a:graphicData uri="http://schemas.openxmlformats.org/drawingml/2006/picture">
-                <pic:pic xmlns:pic="http://schemas.openxmlformats.org/drawingml/2006/picture">
-                  <pic:nvPicPr>
-                    <pic:cNvPr id="0" name="Picture 15" descr="captura_pantalla_15_04_2026_12_06_16.jpg"/>
-                    <pic:cNvPicPr>
-                      <a:picLocks noChangeAspect="true"/>
-                    </pic:cNvPicPr>
-                  </pic:nvPicPr>
-                  <pic:blipFill>
-                    <a:blip r:embed="rId26"/>
-                    <a:stretch>
-                      <a:fillRect/>
-                    </a:stretch>
-                  </pic:blipFill>
-                  <pic:spPr>
-                    <a:xfrm>
-                      <a:off x="0" y="0"/>
-                      <a:ext cx="1701800" cy="3175000"/>
-                    </a:xfrm>
-                    <a:prstGeom prst="rect">
-                      <a:avLst/>
-                    </a:prstGeom>
-                  </pic:spPr>
-                </pic:pic>
-              </a:graphicData>
-            </a:graphic>
-          </wp:inline>
-        </w:drawing>
-      </w:r>
-      <w:r>
-        <w:drawing>
-          <wp:inline distT="0" distR="0" distB="0" distL="0">
-            <wp:extent cx="1701800" cy="3175000"/>
-            <wp:docPr id="16" name="Drawing 16" descr="captura_pantalla_15_04_2026_12_06_32.jpg"/>
-            <a:graphic xmlns:a="http://schemas.openxmlformats.org/drawingml/2006/main">
-              <a:graphicData uri="http://schemas.openxmlformats.org/drawingml/2006/picture">
-                <pic:pic xmlns:pic="http://schemas.openxmlformats.org/drawingml/2006/picture">
-                  <pic:nvPicPr>
-                    <pic:cNvPr id="0" name="Picture 16" descr="captura_pantalla_15_04_2026_12_06_32.jpg"/>
-                    <pic:cNvPicPr>
-                      <a:picLocks noChangeAspect="true"/>
-                    </pic:cNvPicPr>
-                  </pic:nvPicPr>
-                  <pic:blipFill>
-                    <a:blip r:embed="rId27"/>
-                    <a:stretch>
-                      <a:fillRect/>
-                    </a:stretch>
-                  </pic:blipFill>
-                  <pic:spPr>
-                    <a:xfrm>
-                      <a:off x="0" y="0"/>
-                      <a:ext cx="1701800" cy="3175000"/>
-                    </a:xfrm>
-                    <a:prstGeom prst="rect">
-                      <a:avLst/>
-                    </a:prstGeom>
-                  </pic:spPr>
-                </pic:pic>
-              </a:graphicData>
-            </a:graphic>
-          </wp:inline>
-        </w:drawing>
-      </w:r>
-    </w:p>
     <w:sectPr>
       <w:headerReference w:type="default" r:id="rId8"/>
       <w:pgSz w:w="12240" w:h="15840"/>
